--- a/JAIST/MEXT/Form5_MEXT_Curriculum_Vitae.docx
+++ b/JAIST/MEXT/Form5_MEXT_Curriculum_Vitae.docx
@@ -363,11 +363,11 @@
             </w:pPr>
             <w:r>
               <w:rPr>
-                <w:rFonts w:ascii="Arial" w:hAnsi="Arial" w:cs="Arial" w:hint="eastAsia"/>
+                <w:rFonts w:ascii="Segoe UI Symbol" w:hAnsi="Segoe UI Symbol" w:cs="Segoe UI Symbol"/>
                 <w:color w:val="000000"/>
                 <w:szCs w:val="18"/>
               </w:rPr>
-              <w:t>□</w:t>
+              <w:t>☑</w:t>
             </w:r>
             <w:r>
               <w:rPr>
@@ -1889,6 +1889,14 @@
               </w:rPr>
               <w:t>学校名</w:t>
             </w:r>
+            <w:r>
+              <w:rPr>
+                <w:rFonts w:ascii="MS Mincho" w:hAnsi="MS Mincho" w:cs="Arial"/>
+                <w:color w:val="000000"/>
+                <w:sz w:val="15"/>
+              </w:rPr>
+              <w:t xml:space="preserve"> Plearnpattana school</w:t>
+            </w:r>
           </w:p>
           <w:p>
             <w:pPr>
@@ -1935,6 +1943,22 @@
               </w:rPr>
               <w:t>所在地</w:t>
             </w:r>
+            <w:r>
+              <w:rPr>
+                <w:rFonts w:ascii="MS Mincho" w:hAnsi="MS Mincho" w:cs="Arial"/>
+                <w:color w:val="000000"/>
+                <w:sz w:val="15"/>
+              </w:rPr>
+              <w:t xml:space="preserve"> Bangkok</w:t>
+            </w:r>
+            <w:r>
+              <w:rPr>
+                <w:rFonts w:ascii="MS Mincho" w:hAnsi="MS Mincho" w:cs="Arial"/>
+                <w:color w:val="000000"/>
+                <w:sz w:val="15"/>
+              </w:rPr>
+              <w:t>, Thailand</w:t>
+            </w:r>
           </w:p>
           <w:p>
             <w:pPr>
@@ -1952,6 +1976,14 @@
                 <w:sz w:val="12"/>
               </w:rPr>
               <w:t>Location</w:t>
+            </w:r>
+            <w:r>
+              <w:rPr>
+                <w:rFonts w:ascii="Arial" w:hAnsi="Arial" w:cs="Arial"/>
+                <w:color w:val="000000"/>
+                <w:sz w:val="12"/>
+              </w:rPr>
+              <w:t xml:space="preserve"> </w:t>
             </w:r>
           </w:p>
         </w:tc>
@@ -1981,6 +2013,14 @@
                 <w:color w:val="000000"/>
                 <w:sz w:val="15"/>
               </w:rPr>
+              <w:t>6</w:t>
+            </w:r>
+            <w:r>
+              <w:rPr>
+                <w:rFonts w:ascii="MS Mincho" w:hAnsi="MS Mincho" w:cs="Arial"/>
+                <w:color w:val="000000"/>
+                <w:sz w:val="15"/>
+              </w:rPr>
               <w:t>年</w:t>
             </w:r>
           </w:p>
@@ -2054,7 +2094,7 @@
                 <w:color w:val="000000"/>
                 <w:sz w:val="15"/>
               </w:rPr>
-              <w:t xml:space="preserve">　　</w:t>
+              <w:t xml:space="preserve">2007 </w:t>
             </w:r>
             <w:r>
               <w:rPr>
@@ -2064,6 +2104,14 @@
               </w:rPr>
               <w:t>／</w:t>
             </w:r>
+            <w:r>
+              <w:rPr>
+                <w:rFonts w:ascii="Arial" w:cs="Arial"/>
+                <w:color w:val="000000"/>
+                <w:sz w:val="15"/>
+              </w:rPr>
+              <w:t xml:space="preserve"> 05</w:t>
+            </w:r>
           </w:p>
           <w:p>
             <w:pPr>
@@ -2188,7 +2236,7 @@
                 <w:color w:val="000000"/>
                 <w:sz w:val="15"/>
               </w:rPr>
-              <w:t xml:space="preserve">　　　</w:t>
+              <w:t xml:space="preserve"> 2013</w:t>
             </w:r>
             <w:r>
               <w:rPr>
@@ -2196,7 +2244,23 @@
                 <w:color w:val="000000"/>
                 <w:sz w:val="15"/>
               </w:rPr>
+              <w:t xml:space="preserve">　</w:t>
+            </w:r>
+            <w:r>
+              <w:rPr>
+                <w:rFonts w:ascii="Arial" w:cs="Arial"/>
+                <w:color w:val="000000"/>
+                <w:sz w:val="15"/>
+              </w:rPr>
               <w:t>／</w:t>
+            </w:r>
+            <w:r>
+              <w:rPr>
+                <w:rFonts w:ascii="Arial" w:cs="Arial"/>
+                <w:color w:val="000000"/>
+                <w:sz w:val="15"/>
+              </w:rPr>
+              <w:t xml:space="preserve"> 03</w:t>
             </w:r>
           </w:p>
           <w:p>
@@ -2328,7 +2392,23 @@
                 <w:color w:val="000000"/>
                 <w:sz w:val="15"/>
               </w:rPr>
-              <w:t xml:space="preserve">        </w:t>
+              <w:t xml:space="preserve">      </w:t>
+            </w:r>
+            <w:r>
+              <w:rPr>
+                <w:rFonts w:ascii="Arial" w:hAnsi="Arial" w:cs="Arial"/>
+                <w:color w:val="000000"/>
+                <w:sz w:val="15"/>
+              </w:rPr>
+              <w:t>5</w:t>
+            </w:r>
+            <w:r>
+              <w:rPr>
+                <w:rFonts w:ascii="Arial" w:hAnsi="Arial" w:cs="Arial" w:hint="eastAsia"/>
+                <w:color w:val="000000"/>
+                <w:sz w:val="15"/>
+              </w:rPr>
+              <w:t xml:space="preserve"> </w:t>
             </w:r>
             <w:r>
               <w:rPr>
@@ -2354,6 +2434,15 @@
             </w:pPr>
             <w:r>
               <w:rPr>
+                <w:rFonts w:ascii="Arial" w:hAnsi="Arial" w:cs="Arial"/>
+                <w:color w:val="000000"/>
+                <w:sz w:val="10"/>
+                <w:szCs w:val="10"/>
+              </w:rPr>
+              <w:t xml:space="preserve"> </w:t>
+            </w:r>
+            <w:r>
+              <w:rPr>
                 <w:rFonts w:ascii="Arial" w:hAnsi="Arial" w:cs="Arial" w:hint="eastAsia"/>
                 <w:color w:val="000000"/>
                 <w:sz w:val="10"/>
@@ -2389,7 +2478,15 @@
                 <w:color w:val="000000"/>
                 <w:sz w:val="12"/>
               </w:rPr>
-              <w:t xml:space="preserve">           </w:t>
+              <w:t xml:space="preserve">         </w:t>
+            </w:r>
+            <w:r>
+              <w:rPr>
+                <w:rFonts w:ascii="Arial" w:hAnsi="Arial" w:cs="Arial"/>
+                <w:color w:val="000000"/>
+                <w:sz w:val="12"/>
+              </w:rPr>
+              <w:t>10</w:t>
             </w:r>
             <w:r>
               <w:rPr>
@@ -2692,6 +2789,14 @@
               </w:rPr>
               <w:t>学校名</w:t>
             </w:r>
+            <w:r>
+              <w:rPr>
+                <w:rFonts w:ascii="MS Mincho" w:hAnsi="MS Mincho" w:cs="Arial"/>
+                <w:color w:val="000000"/>
+                <w:sz w:val="15"/>
+              </w:rPr>
+              <w:t xml:space="preserve"> Plearnpattana school</w:t>
+            </w:r>
           </w:p>
           <w:p>
             <w:pPr>
@@ -2738,6 +2843,14 @@
               </w:rPr>
               <w:t>所在地</w:t>
             </w:r>
+            <w:r>
+              <w:rPr>
+                <w:rFonts w:ascii="MS Mincho" w:hAnsi="MS Mincho" w:cs="Arial"/>
+                <w:color w:val="000000"/>
+                <w:sz w:val="15"/>
+              </w:rPr>
+              <w:t xml:space="preserve"> Bangkok, Thailand</w:t>
+            </w:r>
           </w:p>
           <w:p>
             <w:pPr>
@@ -2755,6 +2868,14 @@
                 <w:sz w:val="12"/>
               </w:rPr>
               <w:t>Location</w:t>
+            </w:r>
+            <w:r>
+              <w:rPr>
+                <w:rFonts w:ascii="Arial" w:hAnsi="Arial" w:cs="Arial"/>
+                <w:color w:val="000000"/>
+                <w:sz w:val="12"/>
+              </w:rPr>
+              <w:t xml:space="preserve"> </w:t>
             </w:r>
           </w:p>
         </w:tc>
@@ -2784,6 +2905,14 @@
                 <w:color w:val="000000"/>
                 <w:sz w:val="15"/>
               </w:rPr>
+              <w:t xml:space="preserve">3 </w:t>
+            </w:r>
+            <w:r>
+              <w:rPr>
+                <w:rFonts w:ascii="MS Mincho" w:hAnsi="MS Mincho" w:cs="Arial"/>
+                <w:color w:val="000000"/>
+                <w:sz w:val="15"/>
+              </w:rPr>
               <w:t>年</w:t>
             </w:r>
           </w:p>
@@ -2857,7 +2986,23 @@
                 <w:color w:val="000000"/>
                 <w:sz w:val="15"/>
               </w:rPr>
-              <w:t xml:space="preserve">　　／</w:t>
+              <w:t xml:space="preserve">2013 </w:t>
+            </w:r>
+            <w:r>
+              <w:rPr>
+                <w:rFonts w:ascii="Arial" w:cs="Arial"/>
+                <w:color w:val="000000"/>
+                <w:sz w:val="15"/>
+              </w:rPr>
+              <w:t>／</w:t>
+            </w:r>
+            <w:r>
+              <w:rPr>
+                <w:rFonts w:ascii="Arial" w:cs="Arial"/>
+                <w:color w:val="000000"/>
+                <w:sz w:val="15"/>
+              </w:rPr>
+              <w:t xml:space="preserve"> 05</w:t>
             </w:r>
           </w:p>
           <w:p>
@@ -2965,7 +3110,31 @@
                 <w:color w:val="000000"/>
                 <w:sz w:val="15"/>
               </w:rPr>
-              <w:t xml:space="preserve">　　　／</w:t>
+              <w:t xml:space="preserve">　</w:t>
+            </w:r>
+            <w:r>
+              <w:rPr>
+                <w:rFonts w:ascii="Arial" w:cs="Arial"/>
+                <w:color w:val="000000"/>
+                <w:sz w:val="15"/>
+              </w:rPr>
+              <w:t xml:space="preserve">2016 </w:t>
+            </w:r>
+            <w:r>
+              <w:rPr>
+                <w:rFonts w:ascii="Arial" w:cs="Arial"/>
+                <w:color w:val="000000"/>
+                <w:sz w:val="15"/>
+              </w:rPr>
+              <w:t>／</w:t>
+            </w:r>
+            <w:r>
+              <w:rPr>
+                <w:rFonts w:ascii="Arial" w:cs="Arial"/>
+                <w:color w:val="000000"/>
+                <w:sz w:val="15"/>
+              </w:rPr>
+              <w:t xml:space="preserve"> 03</w:t>
             </w:r>
           </w:p>
           <w:p>
@@ -3088,7 +3257,15 @@
                 <w:color w:val="000000"/>
                 <w:sz w:val="15"/>
               </w:rPr>
-              <w:t xml:space="preserve">        </w:t>
+              <w:t xml:space="preserve">      </w:t>
+            </w:r>
+            <w:r>
+              <w:rPr>
+                <w:rFonts w:ascii="Arial" w:hAnsi="Arial" w:cs="Arial"/>
+                <w:color w:val="000000"/>
+                <w:sz w:val="15"/>
+              </w:rPr>
+              <w:t>2</w:t>
             </w:r>
             <w:r>
               <w:rPr>
@@ -3149,7 +3326,15 @@
                 <w:color w:val="000000"/>
                 <w:sz w:val="12"/>
               </w:rPr>
-              <w:t xml:space="preserve">           </w:t>
+              <w:t xml:space="preserve">        </w:t>
+            </w:r>
+            <w:r>
+              <w:rPr>
+                <w:rFonts w:ascii="Arial" w:hAnsi="Arial" w:cs="Arial"/>
+                <w:color w:val="000000"/>
+                <w:sz w:val="12"/>
+              </w:rPr>
+              <w:t>10</w:t>
             </w:r>
             <w:r>
               <w:rPr>
@@ -3308,6 +3493,22 @@
               </w:rPr>
               <w:t>学校名</w:t>
             </w:r>
+            <w:r>
+              <w:rPr>
+                <w:rFonts w:ascii="MS Mincho" w:hAnsi="MS Mincho" w:cs="Arial"/>
+                <w:color w:val="000000"/>
+                <w:sz w:val="15"/>
+              </w:rPr>
+              <w:t xml:space="preserve"> Plearnpattana school</w:t>
+            </w:r>
+            <w:r>
+              <w:rPr>
+                <w:rFonts w:ascii="MS Mincho" w:hAnsi="MS Mincho" w:cs="Arial"/>
+                <w:color w:val="000000"/>
+                <w:sz w:val="15"/>
+              </w:rPr>
+              <w:t>&amp;</w:t>
+            </w:r>
           </w:p>
           <w:p>
             <w:pPr>
@@ -3326,6 +3527,14 @@
               </w:rPr>
               <w:t>Name</w:t>
             </w:r>
+            <w:r>
+              <w:rPr>
+                <w:rFonts w:ascii="Arial" w:hAnsi="Arial" w:cs="Arial"/>
+                <w:color w:val="000000"/>
+                <w:sz w:val="12"/>
+              </w:rPr>
+              <w:t xml:space="preserve">   </w:t>
+            </w:r>
           </w:p>
           <w:p>
             <w:pPr>
@@ -3353,6 +3562,14 @@
                 <w:sz w:val="15"/>
               </w:rPr>
               <w:t>所在地</w:t>
+            </w:r>
+            <w:r>
+              <w:rPr>
+                <w:rFonts w:ascii="MS Mincho" w:hAnsi="MS Mincho" w:cs="Arial"/>
+                <w:color w:val="000000"/>
+                <w:sz w:val="15"/>
+              </w:rPr>
+              <w:t xml:space="preserve"> Bangkok, Thailand</w:t>
             </w:r>
           </w:p>
           <w:p>
@@ -3400,6 +3617,14 @@
                 <w:color w:val="000000"/>
                 <w:sz w:val="15"/>
               </w:rPr>
+              <w:t>3</w:t>
+            </w:r>
+            <w:r>
+              <w:rPr>
+                <w:rFonts w:ascii="MS Mincho" w:hAnsi="MS Mincho" w:cs="Arial"/>
+                <w:color w:val="000000"/>
+                <w:sz w:val="15"/>
+              </w:rPr>
               <w:t>年</w:t>
             </w:r>
           </w:p>
@@ -3473,7 +3698,23 @@
                 <w:color w:val="000000"/>
                 <w:sz w:val="15"/>
               </w:rPr>
-              <w:t xml:space="preserve">　　／</w:t>
+              <w:t xml:space="preserve">2017 </w:t>
+            </w:r>
+            <w:r>
+              <w:rPr>
+                <w:rFonts w:ascii="Arial" w:cs="Arial"/>
+                <w:color w:val="000000"/>
+                <w:sz w:val="15"/>
+              </w:rPr>
+              <w:t>／</w:t>
+            </w:r>
+            <w:r>
+              <w:rPr>
+                <w:rFonts w:ascii="Arial" w:cs="Arial"/>
+                <w:color w:val="000000"/>
+                <w:sz w:val="15"/>
+              </w:rPr>
+              <w:t xml:space="preserve"> 05</w:t>
             </w:r>
           </w:p>
           <w:p>
@@ -3581,7 +3822,47 @@
                 <w:color w:val="000000"/>
                 <w:sz w:val="15"/>
               </w:rPr>
-              <w:t xml:space="preserve">　　　／</w:t>
+              <w:t xml:space="preserve">　</w:t>
+            </w:r>
+            <w:r>
+              <w:rPr>
+                <w:rFonts w:ascii="Arial" w:cs="Arial"/>
+                <w:color w:val="000000"/>
+                <w:sz w:val="15"/>
+              </w:rPr>
+              <w:t>201</w:t>
+            </w:r>
+            <w:r>
+              <w:rPr>
+                <w:rFonts w:ascii="Arial" w:cs="Arial"/>
+                <w:color w:val="000000"/>
+                <w:sz w:val="15"/>
+              </w:rPr>
+              <w:t>8</w:t>
+            </w:r>
+            <w:r>
+              <w:rPr>
+                <w:rFonts w:ascii="Arial" w:cs="Arial"/>
+                <w:color w:val="000000"/>
+                <w:sz w:val="15"/>
+              </w:rPr>
+              <w:t xml:space="preserve"> </w:t>
+            </w:r>
+            <w:r>
+              <w:rPr>
+                <w:rFonts w:ascii="Arial" w:cs="Arial"/>
+                <w:color w:val="000000"/>
+                <w:sz w:val="15"/>
+              </w:rPr>
+              <w:t>／</w:t>
+            </w:r>
+            <w:r>
+              <w:rPr>
+                <w:rFonts w:ascii="Arial" w:cs="Arial"/>
+                <w:color w:val="000000"/>
+                <w:sz w:val="15"/>
+              </w:rPr>
+              <w:t xml:space="preserve"> 12</w:t>
             </w:r>
           </w:p>
           <w:p>
@@ -3704,7 +3985,15 @@
                 <w:color w:val="000000"/>
                 <w:sz w:val="15"/>
               </w:rPr>
-              <w:t xml:space="preserve">        </w:t>
+              <w:t xml:space="preserve">       </w:t>
+            </w:r>
+            <w:r>
+              <w:rPr>
+                <w:rFonts w:ascii="Arial" w:hAnsi="Arial" w:cs="Arial"/>
+                <w:color w:val="000000"/>
+                <w:sz w:val="15"/>
+              </w:rPr>
+              <w:t>1</w:t>
             </w:r>
             <w:r>
               <w:rPr>
@@ -3765,7 +4054,15 @@
                 <w:color w:val="000000"/>
                 <w:sz w:val="12"/>
               </w:rPr>
-              <w:t xml:space="preserve">           </w:t>
+              <w:t xml:space="preserve">         </w:t>
+            </w:r>
+            <w:r>
+              <w:rPr>
+                <w:rFonts w:ascii="Arial" w:hAnsi="Arial" w:cs="Arial"/>
+                <w:color w:val="000000"/>
+                <w:sz w:val="12"/>
+              </w:rPr>
+              <w:t>7</w:t>
             </w:r>
             <w:r>
               <w:rPr>
@@ -3955,6 +4252,14 @@
               </w:rPr>
               <w:t>学校名</w:t>
             </w:r>
+            <w:r>
+              <w:rPr>
+                <w:rFonts w:ascii="MS Mincho" w:hAnsi="MS Mincho" w:cs="Arial"/>
+                <w:color w:val="000000"/>
+                <w:sz w:val="15"/>
+              </w:rPr>
+              <w:t xml:space="preserve"> </w:t>
+            </w:r>
           </w:p>
           <w:p>
             <w:pPr>
@@ -3973,16 +4278,22 @@
               </w:rPr>
               <w:t>Name</w:t>
             </w:r>
-          </w:p>
-          <w:p>
-            <w:pPr>
-              <w:spacing w:line="160" w:lineRule="exact"/>
-              <w:rPr>
-                <w:rFonts w:ascii="Arial" w:hAnsi="Arial" w:cs="Arial"/>
-                <w:color w:val="000000"/>
-                <w:sz w:val="15"/>
-              </w:rPr>
-            </w:pPr>
+            <w:r>
+              <w:rPr>
+                <w:rFonts w:ascii="Arial" w:hAnsi="Arial" w:cs="Arial"/>
+                <w:color w:val="000000"/>
+                <w:sz w:val="12"/>
+              </w:rPr>
+              <w:t xml:space="preserve">: </w:t>
+            </w:r>
+            <w:r>
+              <w:rPr>
+                <w:rFonts w:ascii="MS Mincho" w:hAnsi="MS Mincho" w:cs="Arial"/>
+                <w:color w:val="000000"/>
+                <w:sz w:val="15"/>
+              </w:rPr>
+              <w:t>Mahidol University International College</w:t>
+            </w:r>
           </w:p>
           <w:p>
             <w:pPr>
@@ -4000,6 +4311,14 @@
                 <w:sz w:val="15"/>
               </w:rPr>
               <w:t>所在地</w:t>
+            </w:r>
+            <w:r>
+              <w:rPr>
+                <w:rFonts w:ascii="MS Mincho" w:hAnsi="MS Mincho" w:cs="Arial"/>
+                <w:color w:val="000000"/>
+                <w:sz w:val="15"/>
+              </w:rPr>
+              <w:t xml:space="preserve"> Nakornpathom, Thailand</w:t>
             </w:r>
           </w:p>
           <w:p>
@@ -4047,6 +4366,14 @@
                 <w:color w:val="000000"/>
                 <w:sz w:val="15"/>
               </w:rPr>
+              <w:t>4</w:t>
+            </w:r>
+            <w:r>
+              <w:rPr>
+                <w:rFonts w:ascii="MS Mincho" w:hAnsi="MS Mincho" w:cs="Arial"/>
+                <w:color w:val="000000"/>
+                <w:sz w:val="15"/>
+              </w:rPr>
               <w:t>年</w:t>
             </w:r>
           </w:p>
@@ -4116,11 +4443,27 @@
             </w:r>
             <w:r>
               <w:rPr>
+                <w:rFonts w:ascii="Arial" w:hAnsi="Arial" w:cs="Arial"/>
+                <w:color w:val="000000"/>
+                <w:sz w:val="15"/>
+              </w:rPr>
+              <w:t xml:space="preserve">2022 </w:t>
+            </w:r>
+            <w:r>
+              <w:rPr>
                 <w:rFonts w:ascii="Arial" w:cs="Arial"/>
                 <w:color w:val="000000"/>
                 <w:sz w:val="15"/>
               </w:rPr>
-              <w:t xml:space="preserve">　　／</w:t>
+              <w:t>／</w:t>
+            </w:r>
+            <w:r>
+              <w:rPr>
+                <w:rFonts w:ascii="Arial" w:cs="Arial"/>
+                <w:color w:val="000000"/>
+                <w:sz w:val="15"/>
+              </w:rPr>
+              <w:t xml:space="preserve"> 09</w:t>
             </w:r>
           </w:p>
           <w:p>
@@ -4228,7 +4571,31 @@
                 <w:color w:val="000000"/>
                 <w:sz w:val="15"/>
               </w:rPr>
-              <w:t xml:space="preserve">　　　／</w:t>
+              <w:t xml:space="preserve">　</w:t>
+            </w:r>
+            <w:r>
+              <w:rPr>
+                <w:rFonts w:ascii="Arial" w:cs="Arial"/>
+                <w:color w:val="000000"/>
+                <w:sz w:val="15"/>
+              </w:rPr>
+              <w:t xml:space="preserve">2026 </w:t>
+            </w:r>
+            <w:r>
+              <w:rPr>
+                <w:rFonts w:ascii="Arial" w:cs="Arial"/>
+                <w:color w:val="000000"/>
+                <w:sz w:val="15"/>
+              </w:rPr>
+              <w:t>／</w:t>
+            </w:r>
+            <w:r>
+              <w:rPr>
+                <w:rFonts w:ascii="Arial" w:cs="Arial"/>
+                <w:color w:val="000000"/>
+                <w:sz w:val="15"/>
+              </w:rPr>
+              <w:t xml:space="preserve"> 07</w:t>
             </w:r>
           </w:p>
           <w:p>
@@ -4351,7 +4718,15 @@
                 <w:color w:val="000000"/>
                 <w:sz w:val="15"/>
               </w:rPr>
-              <w:t xml:space="preserve">        </w:t>
+              <w:t xml:space="preserve">       </w:t>
+            </w:r>
+            <w:r>
+              <w:rPr>
+                <w:rFonts w:ascii="Arial" w:hAnsi="Arial" w:cs="Arial"/>
+                <w:color w:val="000000"/>
+                <w:sz w:val="15"/>
+              </w:rPr>
+              <w:t>3</w:t>
             </w:r>
             <w:r>
               <w:rPr>
@@ -4412,7 +4787,15 @@
                 <w:color w:val="000000"/>
                 <w:sz w:val="12"/>
               </w:rPr>
-              <w:t xml:space="preserve">           </w:t>
+              <w:t xml:space="preserve">         </w:t>
+            </w:r>
+            <w:r>
+              <w:rPr>
+                <w:rFonts w:ascii="Arial" w:hAnsi="Arial" w:cs="Arial"/>
+                <w:color w:val="000000"/>
+                <w:sz w:val="12"/>
+              </w:rPr>
+              <w:t>10</w:t>
             </w:r>
             <w:r>
               <w:rPr>
@@ -4473,6 +4856,14 @@
                 <w:sz w:val="15"/>
               </w:rPr>
             </w:pPr>
+            <w:r>
+              <w:rPr>
+                <w:rFonts w:ascii="Arial" w:hAnsi="Arial" w:cs="Arial"/>
+                <w:color w:val="000000"/>
+                <w:sz w:val="15"/>
+              </w:rPr>
+              <w:t>Bachelor’s degree</w:t>
+            </w:r>
           </w:p>
         </w:tc>
       </w:tr>
@@ -5197,6 +5588,14 @@
                 <w:sz w:val="15"/>
               </w:rPr>
             </w:pPr>
+            <w:r>
+              <w:rPr>
+                <w:rFonts w:ascii="MS Mincho" w:hAnsi="MS Mincho" w:cs="Arial"/>
+                <w:color w:val="000000"/>
+                <w:sz w:val="15"/>
+              </w:rPr>
+              <w:t xml:space="preserve">16 </w:t>
+            </w:r>
             <w:r>
               <w:rPr>
                 <w:rFonts w:ascii="MS Mincho" w:hAnsi="MS Mincho" w:cs="Arial"/>
@@ -5293,7 +5692,23 @@
                 <w:color w:val="000000"/>
                 <w:sz w:val="15"/>
               </w:rPr>
-              <w:t xml:space="preserve">        </w:t>
+              <w:t xml:space="preserve">      </w:t>
+            </w:r>
+            <w:r>
+              <w:rPr>
+                <w:rFonts w:ascii="Arial" w:hAnsi="Arial" w:cs="Arial"/>
+                <w:color w:val="000000"/>
+                <w:sz w:val="15"/>
+              </w:rPr>
+              <w:t>1</w:t>
+            </w:r>
+            <w:r>
+              <w:rPr>
+                <w:rFonts w:ascii="Arial" w:hAnsi="Arial" w:cs="Arial"/>
+                <w:color w:val="000000"/>
+                <w:sz w:val="15"/>
+              </w:rPr>
+              <w:t>5</w:t>
             </w:r>
             <w:r>
               <w:rPr>
@@ -5354,7 +5769,15 @@
                 <w:color w:val="000000"/>
                 <w:sz w:val="12"/>
               </w:rPr>
-              <w:t xml:space="preserve">           </w:t>
+              <w:t xml:space="preserve">         </w:t>
+            </w:r>
+            <w:r>
+              <w:rPr>
+                <w:rFonts w:ascii="Arial" w:hAnsi="Arial" w:cs="Arial"/>
+                <w:color w:val="000000"/>
+                <w:sz w:val="12"/>
+              </w:rPr>
+              <w:t>11</w:t>
             </w:r>
             <w:r>
               <w:rPr>
@@ -6275,6 +6698,14 @@
               </w:rPr>
               <w:t>氏名</w:t>
             </w:r>
+            <w:r>
+              <w:rPr>
+                <w:rFonts w:ascii="MS Mincho" w:hAnsi="MS Mincho" w:cs="Arial"/>
+                <w:color w:val="000000"/>
+                <w:sz w:val="15"/>
+              </w:rPr>
+              <w:t xml:space="preserve">    </w:t>
+            </w:r>
           </w:p>
           <w:p>
             <w:pPr>
@@ -6295,11 +6726,19 @@
             </w:r>
             <w:r>
               <w:rPr>
-                <w:rFonts w:ascii="MS Mincho" w:hAnsi="MS Mincho" w:cs="Arial"/>
-                <w:color w:val="000000"/>
-                <w:sz w:val="15"/>
-              </w:rPr>
-              <w:t>:  Panawattanakul Sanatana</w:t>
+                <w:rFonts w:ascii="Arial" w:hAnsi="Arial" w:cs="Arial"/>
+                <w:color w:val="000000"/>
+                <w:sz w:val="12"/>
+              </w:rPr>
+              <w:t xml:space="preserve">    </w:t>
+            </w:r>
+            <w:r>
+              <w:rPr>
+                <w:rFonts w:ascii="MS Mincho" w:hAnsi="MS Mincho" w:cs="Arial"/>
+                <w:color w:val="000000"/>
+                <w:sz w:val="15"/>
+              </w:rPr>
+              <w:t>Patanawattanakul Santana</w:t>
             </w:r>
           </w:p>
         </w:tc>
@@ -6330,6 +6769,14 @@
               </w:rPr>
               <w:t>志願者との関係</w:t>
             </w:r>
+            <w:r>
+              <w:rPr>
+                <w:rFonts w:ascii="MS Mincho" w:hAnsi="MS Mincho" w:cs="Arial"/>
+                <w:color w:val="000000"/>
+                <w:sz w:val="15"/>
+              </w:rPr>
+              <w:t xml:space="preserve">    </w:t>
+            </w:r>
           </w:p>
           <w:p>
             <w:pPr>
@@ -6370,7 +6817,15 @@
                 <w:color w:val="000000"/>
                 <w:sz w:val="12"/>
               </w:rPr>
-              <w:t>:  Mother</w:t>
+              <w:t xml:space="preserve">    </w:t>
+            </w:r>
+            <w:r>
+              <w:rPr>
+                <w:rFonts w:ascii="MS Mincho" w:hAnsi="MS Mincho" w:cs="Arial"/>
+                <w:color w:val="000000"/>
+                <w:sz w:val="15"/>
+              </w:rPr>
+              <w:t>Mother</w:t>
             </w:r>
           </w:p>
         </w:tc>
@@ -6410,6 +6865,14 @@
               </w:rPr>
               <w:t>住所</w:t>
             </w:r>
+            <w:r>
+              <w:rPr>
+                <w:rFonts w:ascii="MS Mincho" w:hAnsi="MS Mincho" w:cs="Arial"/>
+                <w:color w:val="000000"/>
+                <w:sz w:val="15"/>
+              </w:rPr>
+              <w:t xml:space="preserve">   1/58 Kanjanapisek road, Thawi watthana, Bangkok, Thailand 10170</w:t>
+            </w:r>
           </w:p>
           <w:p>
             <w:pPr>
@@ -6505,6 +6968,24 @@
               </w:rPr>
               <w:t>Phone:</w:t>
             </w:r>
+            <w:r>
+              <w:rPr>
+                <w:rFonts w:ascii="Arial" w:eastAsia="MS Gothic" w:cs="Arial"/>
+                <w:color w:val="000000"/>
+                <w:sz w:val="12"/>
+                <w:szCs w:val="12"/>
+              </w:rPr>
+              <w:t xml:space="preserve"> </w:t>
+            </w:r>
+            <w:r>
+              <w:rPr>
+                <w:rFonts w:ascii="Arial" w:eastAsia="MS Gothic" w:cs="Arial"/>
+                <w:color w:val="000000"/>
+                <w:sz w:val="12"/>
+                <w:szCs w:val="12"/>
+              </w:rPr>
+              <w:t xml:space="preserve"> +669885459554</w:t>
+            </w:r>
           </w:p>
         </w:tc>
         <w:tc>
@@ -6565,6 +7046,15 @@
               </w:rPr>
               <w:t>:</w:t>
             </w:r>
+            <w:r>
+              <w:rPr>
+                <w:rFonts w:ascii="Arial" w:eastAsia="MS Gothic" w:cs="Arial"/>
+                <w:color w:val="000000"/>
+                <w:sz w:val="12"/>
+                <w:szCs w:val="12"/>
+              </w:rPr>
+              <w:t xml:space="preserve"> panawattanakul.santana@gmail.com</w:t>
+            </w:r>
           </w:p>
         </w:tc>
       </w:tr>
@@ -6576,6 +7066,1558 @@
           <w:color w:val="000000"/>
         </w:rPr>
       </w:pPr>
+    </w:p>
+    <w:tbl>
+      <w:tblPr>
+        <w:tblW w:w="9837" w:type="dxa"/>
+        <w:tblBorders>
+          <w:top w:val="single" w:sz="4" w:space="0" w:color="auto"/>
+          <w:left w:val="single" w:sz="4" w:space="0" w:color="auto"/>
+          <w:bottom w:val="single" w:sz="4" w:space="0" w:color="auto"/>
+          <w:right w:val="single" w:sz="4" w:space="0" w:color="auto"/>
+          <w:insideH w:val="single" w:sz="4" w:space="0" w:color="auto"/>
+          <w:insideV w:val="single" w:sz="4" w:space="0" w:color="auto"/>
+        </w:tblBorders>
+        <w:tblLayout w:type="fixed"/>
+        <w:tblCellMar>
+          <w:left w:w="99" w:type="dxa"/>
+          <w:right w:w="99" w:type="dxa"/>
+        </w:tblCellMar>
+        <w:tblLook w:val="0000" w:firstRow="0" w:lastRow="0" w:firstColumn="0" w:lastColumn="0" w:noHBand="0" w:noVBand="0"/>
+      </w:tblPr>
+      <w:tblGrid>
+        <w:gridCol w:w="900"/>
+        <w:gridCol w:w="900"/>
+        <w:gridCol w:w="2977"/>
+        <w:gridCol w:w="992"/>
+        <w:gridCol w:w="1843"/>
+        <w:gridCol w:w="1034"/>
+        <w:gridCol w:w="1191"/>
+      </w:tblGrid>
+      <w:tr>
+        <w:trPr>
+          <w:cantSplit/>
+          <w:trHeight w:hRule="exact" w:val="907"/>
+        </w:trPr>
+        <w:tc>
+          <w:tcPr>
+            <w:tcW w:w="900" w:type="dxa"/>
+            <w:tcBorders>
+              <w:left w:val="single" w:sz="12" w:space="0" w:color="auto"/>
+            </w:tcBorders>
+            <w:vAlign w:val="center"/>
+          </w:tcPr>
+          <w:p>
+            <w:pPr>
+              <w:spacing w:line="160" w:lineRule="exact"/>
+              <w:jc w:val="center"/>
+              <w:rPr>
+                <w:rFonts w:ascii="MS Mincho" w:hAnsi="MS Mincho" w:cs="Arial"/>
+                <w:color w:val="000000"/>
+                <w:sz w:val="15"/>
+              </w:rPr>
+            </w:pPr>
+            <w:r>
+              <w:rPr>
+                <w:rFonts w:ascii="MS Mincho" w:hAnsi="MS Mincho" w:cs="Arial"/>
+                <w:color w:val="000000"/>
+                <w:sz w:val="15"/>
+              </w:rPr>
+              <w:t>中学及び</w:t>
+            </w:r>
+          </w:p>
+          <w:p>
+            <w:pPr>
+              <w:spacing w:line="160" w:lineRule="exact"/>
+              <w:jc w:val="center"/>
+              <w:rPr>
+                <w:rFonts w:ascii="MS Mincho" w:hAnsi="MS Mincho" w:cs="Arial"/>
+                <w:color w:val="000000"/>
+                <w:sz w:val="15"/>
+              </w:rPr>
+            </w:pPr>
+            <w:r>
+              <w:rPr>
+                <w:rFonts w:ascii="MS Mincho" w:hAnsi="MS Mincho" w:cs="Arial"/>
+                <w:color w:val="000000"/>
+                <w:sz w:val="15"/>
+              </w:rPr>
+              <w:t>高校</w:t>
+            </w:r>
+          </w:p>
+          <w:p>
+            <w:pPr>
+              <w:spacing w:line="160" w:lineRule="exact"/>
+              <w:jc w:val="center"/>
+              <w:rPr>
+                <w:rFonts w:ascii="Arial" w:hAnsi="Arial" w:cs="Arial"/>
+                <w:color w:val="000000"/>
+                <w:sz w:val="12"/>
+              </w:rPr>
+            </w:pPr>
+            <w:r>
+              <w:rPr>
+                <w:rFonts w:ascii="Arial" w:hAnsi="Arial" w:cs="Arial"/>
+                <w:color w:val="000000"/>
+                <w:sz w:val="12"/>
+              </w:rPr>
+              <w:t xml:space="preserve">Secondary </w:t>
+            </w:r>
+          </w:p>
+          <w:p>
+            <w:pPr>
+              <w:spacing w:line="160" w:lineRule="exact"/>
+              <w:jc w:val="center"/>
+              <w:rPr>
+                <w:rFonts w:ascii="MS Mincho" w:hAnsi="MS Mincho" w:cs="Arial"/>
+                <w:color w:val="000000"/>
+                <w:sz w:val="15"/>
+              </w:rPr>
+            </w:pPr>
+            <w:r>
+              <w:rPr>
+                <w:rFonts w:ascii="Arial" w:hAnsi="Arial" w:cs="Arial"/>
+                <w:color w:val="000000"/>
+                <w:sz w:val="12"/>
+              </w:rPr>
+              <w:t>School</w:t>
+            </w:r>
+          </w:p>
+        </w:tc>
+        <w:tc>
+          <w:tcPr>
+            <w:tcW w:w="900" w:type="dxa"/>
+            <w:tcBorders>
+              <w:left w:val="single" w:sz="12" w:space="0" w:color="auto"/>
+            </w:tcBorders>
+            <w:vAlign w:val="center"/>
+          </w:tcPr>
+          <w:p>
+            <w:pPr>
+              <w:spacing w:line="160" w:lineRule="exact"/>
+              <w:jc w:val="center"/>
+              <w:rPr>
+                <w:rFonts w:ascii="MS Mincho" w:hAnsi="MS Mincho" w:cs="Arial"/>
+                <w:color w:val="000000"/>
+                <w:sz w:val="15"/>
+              </w:rPr>
+            </w:pPr>
+            <w:r>
+              <w:rPr>
+                <w:rFonts w:ascii="MS Mincho" w:hAnsi="MS Mincho" w:cs="Arial"/>
+                <w:color w:val="000000"/>
+                <w:sz w:val="15"/>
+              </w:rPr>
+              <w:t>高校</w:t>
+            </w:r>
+          </w:p>
+          <w:p>
+            <w:pPr>
+              <w:spacing w:line="160" w:lineRule="exact"/>
+              <w:jc w:val="center"/>
+              <w:rPr>
+                <w:rFonts w:ascii="Arial" w:hAnsi="Arial" w:cs="Arial"/>
+                <w:color w:val="000000"/>
+                <w:sz w:val="12"/>
+              </w:rPr>
+            </w:pPr>
+            <w:r>
+              <w:rPr>
+                <w:rFonts w:ascii="Arial" w:hAnsi="Arial" w:cs="Arial"/>
+                <w:color w:val="000000"/>
+                <w:sz w:val="12"/>
+              </w:rPr>
+              <w:t>Upper</w:t>
+            </w:r>
+          </w:p>
+        </w:tc>
+        <w:tc>
+          <w:tcPr>
+            <w:tcW w:w="2977" w:type="dxa"/>
+            <w:vAlign w:val="center"/>
+          </w:tcPr>
+          <w:p>
+            <w:pPr>
+              <w:spacing w:line="160" w:lineRule="exact"/>
+              <w:rPr>
+                <w:rFonts w:ascii="MS Mincho" w:hAnsi="MS Mincho" w:cs="Arial"/>
+                <w:color w:val="000000"/>
+                <w:sz w:val="15"/>
+              </w:rPr>
+            </w:pPr>
+            <w:r>
+              <w:rPr>
+                <w:rFonts w:ascii="MS Mincho" w:hAnsi="MS Mincho" w:cs="Arial"/>
+                <w:color w:val="000000"/>
+                <w:sz w:val="15"/>
+              </w:rPr>
+              <w:t xml:space="preserve">学校名  </w:t>
+            </w:r>
+          </w:p>
+          <w:p>
+            <w:pPr>
+              <w:spacing w:line="160" w:lineRule="exact"/>
+              <w:rPr>
+                <w:rFonts w:ascii="MS Mincho" w:hAnsi="MS Mincho" w:cs="Arial"/>
+                <w:color w:val="000000"/>
+                <w:sz w:val="12"/>
+              </w:rPr>
+            </w:pPr>
+            <w:r>
+              <w:rPr>
+                <w:rFonts w:ascii="MS Mincho" w:hAnsi="MS Mincho" w:cs="Arial"/>
+                <w:color w:val="000000"/>
+                <w:sz w:val="12"/>
+              </w:rPr>
+              <w:t xml:space="preserve">Name: </w:t>
+            </w:r>
+            <w:r>
+              <w:rPr>
+                <w:rFonts w:ascii="MS Mincho" w:hAnsi="MS Mincho"/>
+                <w:color w:val="000000"/>
+                <w:sz w:val="12"/>
+              </w:rPr>
+              <w:t>Tatabányai SZC Kossuth Lajos Gazdasági és Humán Technikum</w:t>
+            </w:r>
+          </w:p>
+          <w:p>
+            <w:pPr>
+              <w:spacing w:line="160" w:lineRule="exact"/>
+              <w:rPr>
+                <w:rFonts w:ascii="MS Mincho" w:hAnsi="MS Mincho" w:cs="Arial"/>
+                <w:color w:val="000000"/>
+                <w:sz w:val="15"/>
+              </w:rPr>
+            </w:pPr>
+            <w:r>
+              <w:rPr>
+                <w:rFonts w:ascii="MS Mincho" w:hAnsi="MS Mincho" w:cs="Arial"/>
+                <w:color w:val="000000"/>
+                <w:sz w:val="15"/>
+              </w:rPr>
+              <w:t>所在地  Tatabanya, Hungary</w:t>
+            </w:r>
+          </w:p>
+          <w:p>
+            <w:pPr>
+              <w:spacing w:line="160" w:lineRule="exact"/>
+              <w:rPr>
+                <w:rFonts w:ascii="Arial" w:hAnsi="Arial" w:cs="Arial"/>
+                <w:color w:val="000000"/>
+                <w:sz w:val="12"/>
+              </w:rPr>
+            </w:pPr>
+            <w:r>
+              <w:rPr>
+                <w:rFonts w:ascii="Arial" w:hAnsi="Arial" w:cs="Arial"/>
+                <w:color w:val="000000"/>
+                <w:sz w:val="12"/>
+              </w:rPr>
+              <w:t xml:space="preserve">Location </w:t>
+            </w:r>
+          </w:p>
+        </w:tc>
+        <w:tc>
+          <w:tcPr>
+            <w:tcW w:w="992" w:type="dxa"/>
+            <w:tcMar>
+              <w:top w:w="28" w:type="dxa"/>
+              <w:bottom w:w="28" w:type="dxa"/>
+            </w:tcMar>
+            <w:vAlign w:val="bottom"/>
+          </w:tcPr>
+          <w:p>
+            <w:pPr>
+              <w:spacing w:line="160" w:lineRule="exact"/>
+              <w:ind w:right="76"/>
+              <w:jc w:val="right"/>
+              <w:rPr>
+                <w:rFonts w:ascii="MS Mincho" w:hAnsi="MS Mincho" w:cs="Arial"/>
+                <w:color w:val="000000"/>
+                <w:sz w:val="15"/>
+              </w:rPr>
+            </w:pPr>
+            <w:r>
+              <w:rPr>
+                <w:rFonts w:ascii="MS Mincho" w:hAnsi="MS Mincho" w:cs="Arial"/>
+                <w:color w:val="000000"/>
+                <w:sz w:val="15"/>
+              </w:rPr>
+              <w:t xml:space="preserve">  1 年</w:t>
+            </w:r>
+          </w:p>
+          <w:p>
+            <w:pPr>
+              <w:spacing w:line="160" w:lineRule="exact"/>
+              <w:jc w:val="right"/>
+              <w:rPr>
+                <w:rFonts w:ascii="Arial" w:hAnsi="Arial" w:cs="Arial"/>
+                <w:color w:val="000000"/>
+                <w:sz w:val="10"/>
+                <w:szCs w:val="10"/>
+              </w:rPr>
+            </w:pPr>
+            <w:r>
+              <w:rPr>
+                <w:rFonts w:ascii="Arial" w:hAnsi="Arial" w:cs="Arial" w:hint="eastAsia"/>
+                <w:color w:val="000000"/>
+                <w:sz w:val="10"/>
+                <w:szCs w:val="10"/>
+              </w:rPr>
+              <w:t>years</w:t>
+            </w:r>
+          </w:p>
+        </w:tc>
+        <w:tc>
+          <w:tcPr>
+            <w:tcW w:w="1843" w:type="dxa"/>
+            <w:tcBorders>
+              <w:bottom w:val="single" w:sz="4" w:space="0" w:color="auto"/>
+              <w:right w:val="single" w:sz="4" w:space="0" w:color="auto"/>
+            </w:tcBorders>
+            <w:vAlign w:val="center"/>
+          </w:tcPr>
+          <w:p>
+            <w:pPr>
+              <w:spacing w:line="160" w:lineRule="exact"/>
+              <w:rPr>
+                <w:rFonts w:ascii="Arial" w:hAnsi="Arial" w:cs="Arial"/>
+                <w:color w:val="000000"/>
+                <w:sz w:val="15"/>
+              </w:rPr>
+            </w:pPr>
+            <w:r>
+              <w:rPr>
+                <w:rFonts w:ascii="MS Mincho" w:hAnsi="MS Mincho" w:cs="Arial"/>
+                <w:color w:val="000000"/>
+                <w:sz w:val="15"/>
+              </w:rPr>
+              <w:t>入学</w:t>
+            </w:r>
+            <w:r>
+              <w:rPr>
+                <w:rFonts w:ascii="Arial" w:cs="Arial"/>
+                <w:color w:val="000000"/>
+                <w:sz w:val="15"/>
+              </w:rPr>
+              <w:t xml:space="preserve">　　</w:t>
+            </w:r>
+            <w:r>
+              <w:rPr>
+                <w:rFonts w:ascii="Arial" w:hAnsi="Arial" w:cs="Arial"/>
+                <w:color w:val="000000"/>
+                <w:sz w:val="15"/>
+              </w:rPr>
+              <w:t xml:space="preserve"> </w:t>
+            </w:r>
+            <w:r>
+              <w:rPr>
+                <w:rFonts w:ascii="Arial" w:cs="Arial"/>
+                <w:color w:val="000000"/>
+                <w:sz w:val="15"/>
+              </w:rPr>
+              <w:t xml:space="preserve">2018 </w:t>
+            </w:r>
+            <w:r>
+              <w:rPr>
+                <w:rFonts w:ascii="Arial" w:cs="Arial"/>
+                <w:color w:val="000000"/>
+                <w:sz w:val="15"/>
+              </w:rPr>
+              <w:t>／</w:t>
+            </w:r>
+            <w:r>
+              <w:rPr>
+                <w:rFonts w:ascii="Arial" w:cs="Arial"/>
+                <w:color w:val="000000"/>
+                <w:sz w:val="15"/>
+              </w:rPr>
+              <w:t xml:space="preserve"> 12</w:t>
+            </w:r>
+          </w:p>
+          <w:p>
+            <w:pPr>
+              <w:spacing w:line="160" w:lineRule="exact"/>
+              <w:rPr>
+                <w:rFonts w:ascii="Arial" w:hAnsi="Arial" w:cs="Arial"/>
+                <w:color w:val="000000"/>
+                <w:sz w:val="10"/>
+                <w:szCs w:val="10"/>
+              </w:rPr>
+            </w:pPr>
+            <w:r>
+              <w:rPr>
+                <w:rFonts w:ascii="Arial" w:hAnsi="Arial" w:cs="Arial"/>
+                <w:color w:val="000000"/>
+                <w:sz w:val="10"/>
+                <w:szCs w:val="10"/>
+              </w:rPr>
+              <w:t xml:space="preserve">From   </w:t>
+            </w:r>
+            <w:r>
+              <w:rPr>
+                <w:rFonts w:ascii="Arial" w:hAnsi="Arial" w:cs="Arial" w:hint="eastAsia"/>
+                <w:color w:val="000000"/>
+                <w:sz w:val="10"/>
+                <w:szCs w:val="10"/>
+              </w:rPr>
+              <w:t xml:space="preserve">       Y</w:t>
+            </w:r>
+            <w:r>
+              <w:rPr>
+                <w:rFonts w:ascii="Arial" w:hAnsi="Arial" w:cs="Arial"/>
+                <w:color w:val="000000"/>
+                <w:sz w:val="10"/>
+                <w:szCs w:val="10"/>
+              </w:rPr>
+              <w:t xml:space="preserve">ear     </w:t>
+            </w:r>
+            <w:r>
+              <w:rPr>
+                <w:rFonts w:ascii="Arial" w:hAnsi="Arial" w:cs="Arial" w:hint="eastAsia"/>
+                <w:color w:val="000000"/>
+                <w:sz w:val="10"/>
+                <w:szCs w:val="10"/>
+              </w:rPr>
+              <w:t>M</w:t>
+            </w:r>
+            <w:r>
+              <w:rPr>
+                <w:rFonts w:ascii="Arial" w:hAnsi="Arial" w:cs="Arial"/>
+                <w:color w:val="000000"/>
+                <w:sz w:val="10"/>
+                <w:szCs w:val="10"/>
+              </w:rPr>
+              <w:t>onth</w:t>
+            </w:r>
+          </w:p>
+          <w:p>
+            <w:pPr>
+              <w:spacing w:line="160" w:lineRule="exact"/>
+              <w:rPr>
+                <w:rFonts w:ascii="Arial" w:hAnsi="Arial" w:cs="Arial"/>
+                <w:color w:val="000000"/>
+                <w:sz w:val="15"/>
+              </w:rPr>
+            </w:pPr>
+          </w:p>
+          <w:p>
+            <w:pPr>
+              <w:spacing w:line="160" w:lineRule="exact"/>
+              <w:rPr>
+                <w:rFonts w:ascii="Arial" w:hAnsi="Arial" w:cs="Arial"/>
+                <w:color w:val="000000"/>
+                <w:sz w:val="15"/>
+              </w:rPr>
+            </w:pPr>
+            <w:r>
+              <w:rPr>
+                <w:rFonts w:ascii="MS Mincho" w:hAnsi="MS Mincho" w:cs="Arial"/>
+                <w:color w:val="000000"/>
+                <w:sz w:val="15"/>
+              </w:rPr>
+              <w:t>卒業</w:t>
+            </w:r>
+            <w:r>
+              <w:rPr>
+                <w:rFonts w:ascii="Arial" w:cs="Arial"/>
+                <w:color w:val="000000"/>
+                <w:sz w:val="15"/>
+              </w:rPr>
+              <w:t xml:space="preserve">　</w:t>
+            </w:r>
+            <w:r>
+              <w:rPr>
+                <w:rFonts w:ascii="Arial" w:hAnsi="Arial" w:cs="Arial"/>
+                <w:color w:val="000000"/>
+                <w:sz w:val="15"/>
+              </w:rPr>
+              <w:t xml:space="preserve"> </w:t>
+            </w:r>
+            <w:r>
+              <w:rPr>
+                <w:rFonts w:ascii="Arial" w:cs="Arial"/>
+                <w:color w:val="000000"/>
+                <w:sz w:val="15"/>
+              </w:rPr>
+              <w:t xml:space="preserve">　</w:t>
+            </w:r>
+            <w:r>
+              <w:rPr>
+                <w:rFonts w:ascii="Arial" w:cs="Arial"/>
+                <w:color w:val="000000"/>
+                <w:sz w:val="15"/>
+              </w:rPr>
+              <w:t xml:space="preserve">2019 </w:t>
+            </w:r>
+            <w:r>
+              <w:rPr>
+                <w:rFonts w:ascii="Arial" w:cs="Arial"/>
+                <w:color w:val="000000"/>
+                <w:sz w:val="15"/>
+              </w:rPr>
+              <w:t>／</w:t>
+            </w:r>
+            <w:r>
+              <w:rPr>
+                <w:rFonts w:ascii="Arial" w:cs="Arial"/>
+                <w:color w:val="000000"/>
+                <w:sz w:val="15"/>
+              </w:rPr>
+              <w:t xml:space="preserve"> 12</w:t>
+            </w:r>
+          </w:p>
+          <w:p>
+            <w:pPr>
+              <w:spacing w:line="160" w:lineRule="exact"/>
+              <w:rPr>
+                <w:rFonts w:ascii="Arial" w:hAnsi="Arial" w:cs="Arial"/>
+                <w:color w:val="000000"/>
+                <w:sz w:val="10"/>
+                <w:szCs w:val="10"/>
+              </w:rPr>
+            </w:pPr>
+            <w:r>
+              <w:rPr>
+                <w:rFonts w:ascii="Arial" w:hAnsi="Arial" w:cs="Arial"/>
+                <w:color w:val="000000"/>
+                <w:sz w:val="10"/>
+                <w:szCs w:val="10"/>
+              </w:rPr>
+              <w:t xml:space="preserve">To    </w:t>
+            </w:r>
+            <w:r>
+              <w:rPr>
+                <w:rFonts w:ascii="Arial" w:hAnsi="Arial" w:cs="Arial" w:hint="eastAsia"/>
+                <w:color w:val="000000"/>
+                <w:sz w:val="10"/>
+                <w:szCs w:val="10"/>
+              </w:rPr>
+              <w:t xml:space="preserve">    </w:t>
+            </w:r>
+            <w:r>
+              <w:rPr>
+                <w:rFonts w:ascii="Arial" w:hAnsi="Arial" w:cs="Arial"/>
+                <w:color w:val="000000"/>
+                <w:sz w:val="10"/>
+                <w:szCs w:val="10"/>
+              </w:rPr>
+              <w:t xml:space="preserve"> </w:t>
+            </w:r>
+            <w:r>
+              <w:rPr>
+                <w:rFonts w:ascii="Arial" w:hAnsi="Arial" w:cs="Arial" w:hint="eastAsia"/>
+                <w:color w:val="000000"/>
+                <w:sz w:val="10"/>
+                <w:szCs w:val="10"/>
+              </w:rPr>
+              <w:t xml:space="preserve">    Y</w:t>
+            </w:r>
+            <w:r>
+              <w:rPr>
+                <w:rFonts w:ascii="Arial" w:hAnsi="Arial" w:cs="Arial"/>
+                <w:color w:val="000000"/>
+                <w:sz w:val="10"/>
+                <w:szCs w:val="10"/>
+              </w:rPr>
+              <w:t>ear</w:t>
+            </w:r>
+            <w:r>
+              <w:rPr>
+                <w:rFonts w:ascii="Arial" w:cs="Arial"/>
+                <w:color w:val="000000"/>
+                <w:sz w:val="10"/>
+                <w:szCs w:val="10"/>
+              </w:rPr>
+              <w:t xml:space="preserve">　</w:t>
+            </w:r>
+            <w:r>
+              <w:rPr>
+                <w:rFonts w:ascii="Arial" w:hAnsi="Arial" w:cs="Arial"/>
+                <w:color w:val="000000"/>
+                <w:sz w:val="10"/>
+                <w:szCs w:val="10"/>
+              </w:rPr>
+              <w:t xml:space="preserve">   </w:t>
+            </w:r>
+            <w:r>
+              <w:rPr>
+                <w:rFonts w:ascii="Arial" w:hAnsi="Arial" w:cs="Arial" w:hint="eastAsia"/>
+                <w:color w:val="000000"/>
+                <w:sz w:val="10"/>
+                <w:szCs w:val="10"/>
+              </w:rPr>
+              <w:t>M</w:t>
+            </w:r>
+            <w:r>
+              <w:rPr>
+                <w:rFonts w:ascii="Arial" w:hAnsi="Arial" w:cs="Arial"/>
+                <w:color w:val="000000"/>
+                <w:sz w:val="10"/>
+                <w:szCs w:val="10"/>
+              </w:rPr>
+              <w:t>onth</w:t>
+            </w:r>
+          </w:p>
+        </w:tc>
+        <w:tc>
+          <w:tcPr>
+            <w:tcW w:w="1034" w:type="dxa"/>
+            <w:tcBorders>
+              <w:bottom w:val="single" w:sz="4" w:space="0" w:color="auto"/>
+              <w:right w:val="single" w:sz="4" w:space="0" w:color="auto"/>
+            </w:tcBorders>
+            <w:vAlign w:val="center"/>
+          </w:tcPr>
+          <w:p>
+            <w:pPr>
+              <w:adjustRightInd w:val="0"/>
+              <w:snapToGrid w:val="0"/>
+              <w:spacing w:line="160" w:lineRule="exact"/>
+              <w:jc w:val="right"/>
+              <w:rPr>
+                <w:rFonts w:ascii="Arial" w:hAnsi="Arial" w:cs="Arial"/>
+                <w:color w:val="000000"/>
+                <w:sz w:val="15"/>
+              </w:rPr>
+            </w:pPr>
+            <w:r>
+              <w:rPr>
+                <w:rFonts w:ascii="Arial" w:hAnsi="Arial" w:cs="Arial" w:hint="eastAsia"/>
+                <w:color w:val="000000"/>
+                <w:sz w:val="15"/>
+              </w:rPr>
+              <w:t xml:space="preserve">      </w:t>
+            </w:r>
+            <w:r>
+              <w:rPr>
+                <w:rFonts w:ascii="Arial" w:hAnsi="Arial" w:cs="Arial"/>
+                <w:color w:val="000000"/>
+                <w:sz w:val="15"/>
+              </w:rPr>
+              <w:t>1</w:t>
+            </w:r>
+            <w:r>
+              <w:rPr>
+                <w:rFonts w:ascii="Arial" w:hAnsi="Arial" w:cs="Arial" w:hint="eastAsia"/>
+                <w:color w:val="000000"/>
+                <w:sz w:val="15"/>
+              </w:rPr>
+              <w:t xml:space="preserve"> </w:t>
+            </w:r>
+            <w:r>
+              <w:rPr>
+                <w:rFonts w:ascii="Arial" w:hAnsi="Arial" w:cs="Arial" w:hint="eastAsia"/>
+                <w:color w:val="000000"/>
+                <w:sz w:val="15"/>
+              </w:rPr>
+              <w:t>年</w:t>
+            </w:r>
+          </w:p>
+          <w:p>
+            <w:pPr>
+              <w:adjustRightInd w:val="0"/>
+              <w:snapToGrid w:val="0"/>
+              <w:spacing w:line="160" w:lineRule="exact"/>
+              <w:jc w:val="right"/>
+              <w:rPr>
+                <w:rFonts w:ascii="Arial" w:hAnsi="Arial" w:cs="Arial"/>
+                <w:color w:val="000000"/>
+                <w:sz w:val="10"/>
+                <w:szCs w:val="10"/>
+              </w:rPr>
+            </w:pPr>
+            <w:r>
+              <w:rPr>
+                <w:rFonts w:ascii="Arial" w:hAnsi="Arial" w:cs="Arial" w:hint="eastAsia"/>
+                <w:color w:val="000000"/>
+                <w:sz w:val="10"/>
+                <w:szCs w:val="10"/>
+              </w:rPr>
+              <w:t>years           and</w:t>
+            </w:r>
+          </w:p>
+          <w:p>
+            <w:pPr>
+              <w:adjustRightInd w:val="0"/>
+              <w:snapToGrid w:val="0"/>
+              <w:spacing w:line="160" w:lineRule="exact"/>
+              <w:jc w:val="right"/>
+              <w:rPr>
+                <w:rFonts w:ascii="Arial" w:hAnsi="Arial" w:cs="Arial"/>
+                <w:color w:val="000000"/>
+                <w:sz w:val="12"/>
+              </w:rPr>
+            </w:pPr>
+            <w:r>
+              <w:rPr>
+                <w:rFonts w:ascii="Arial" w:hAnsi="Arial" w:cs="Arial" w:hint="eastAsia"/>
+                <w:color w:val="000000"/>
+                <w:sz w:val="12"/>
+              </w:rPr>
+              <w:t xml:space="preserve">          </w:t>
+            </w:r>
+            <w:r>
+              <w:rPr>
+                <w:rFonts w:ascii="Arial" w:hAnsi="Arial" w:cs="Arial"/>
+                <w:color w:val="000000"/>
+                <w:sz w:val="12"/>
+              </w:rPr>
+              <w:t>0</w:t>
+            </w:r>
+            <w:r>
+              <w:rPr>
+                <w:rFonts w:ascii="Arial" w:hAnsi="Arial" w:cs="Arial" w:hint="eastAsia"/>
+                <w:color w:val="000000"/>
+                <w:sz w:val="12"/>
+              </w:rPr>
+              <w:t>月</w:t>
+            </w:r>
+          </w:p>
+          <w:p>
+            <w:pPr>
+              <w:adjustRightInd w:val="0"/>
+              <w:snapToGrid w:val="0"/>
+              <w:spacing w:line="160" w:lineRule="exact"/>
+              <w:jc w:val="right"/>
+              <w:rPr>
+                <w:rFonts w:ascii="Arial" w:hAnsi="Arial" w:cs="Arial"/>
+                <w:color w:val="000000"/>
+                <w:sz w:val="10"/>
+                <w:szCs w:val="10"/>
+              </w:rPr>
+            </w:pPr>
+            <w:r>
+              <w:rPr>
+                <w:rFonts w:ascii="Arial" w:hAnsi="Arial" w:cs="Arial" w:hint="eastAsia"/>
+                <w:color w:val="000000"/>
+                <w:sz w:val="12"/>
+              </w:rPr>
+              <w:t xml:space="preserve">　　　</w:t>
+            </w:r>
+            <w:r>
+              <w:rPr>
+                <w:rFonts w:ascii="Arial" w:hAnsi="Arial" w:cs="Arial" w:hint="eastAsia"/>
+                <w:color w:val="000000"/>
+                <w:sz w:val="10"/>
+                <w:szCs w:val="10"/>
+              </w:rPr>
+              <w:t>months</w:t>
+            </w:r>
+          </w:p>
+        </w:tc>
+        <w:tc>
+          <w:tcPr>
+            <w:tcW w:w="1191" w:type="dxa"/>
+            <w:tcBorders>
+              <w:left w:val="single" w:sz="4" w:space="0" w:color="auto"/>
+              <w:bottom w:val="single" w:sz="4" w:space="0" w:color="auto"/>
+              <w:right w:val="single" w:sz="12" w:space="0" w:color="auto"/>
+            </w:tcBorders>
+            <w:vAlign w:val="center"/>
+          </w:tcPr>
+          <w:p>
+            <w:pPr>
+              <w:spacing w:line="160" w:lineRule="exact"/>
+              <w:rPr>
+                <w:rFonts w:ascii="Arial" w:hAnsi="Arial" w:cs="Arial"/>
+                <w:color w:val="000000"/>
+                <w:sz w:val="15"/>
+              </w:rPr>
+            </w:pPr>
+          </w:p>
+        </w:tc>
+      </w:tr>
+    </w:tbl>
+    <w:p>
+      <w:pPr>
+        <w:rPr>
+          <w:rFonts w:ascii="Arial" w:hAnsi="Arial" w:cs="Arial"/>
+          <w:color w:val="000000"/>
+        </w:rPr>
+      </w:pPr>
+    </w:p>
+    <w:p>
+      <w:pPr>
+        <w:rPr>
+          <w:rFonts w:ascii="MS Mincho" w:hAnsi="MS Mincho" w:cs="Arial"/>
+          <w:color w:val="000000"/>
+        </w:rPr>
+      </w:pPr>
+      <w:r>
+        <w:rPr>
+          <w:rFonts w:ascii="MS Mincho" w:hAnsi="MS Mincho" w:cs="Arial"/>
+          <w:color w:val="000000"/>
+        </w:rPr>
+        <w:t xml:space="preserve">Remark: I went to Hungary as exchange student for one year after one and a half year in high </w:t>
+      </w:r>
+      <w:r>
+        <w:rPr>
+          <w:rFonts w:ascii="MS Mincho" w:hAnsi="MS Mincho" w:cs="Arial"/>
+          <w:color w:val="000000"/>
+        </w:rPr>
+        <w:t>school, come back to Thailand and take GED test for early graduation.</w:t>
+      </w:r>
+    </w:p>
+    <w:p>
+      <w:pPr>
+        <w:rPr>
+          <w:rFonts w:ascii="Arial" w:hAnsi="Arial" w:cs="Arial"/>
+          <w:color w:val="000000"/>
+        </w:rPr>
+      </w:pPr>
+    </w:p>
+    <w:tbl>
+      <w:tblPr>
+        <w:tblW w:w="9837" w:type="dxa"/>
+        <w:tblBorders>
+          <w:top w:val="single" w:sz="4" w:space="0" w:color="auto"/>
+          <w:left w:val="single" w:sz="4" w:space="0" w:color="auto"/>
+          <w:bottom w:val="single" w:sz="4" w:space="0" w:color="auto"/>
+          <w:right w:val="single" w:sz="4" w:space="0" w:color="auto"/>
+          <w:insideH w:val="single" w:sz="4" w:space="0" w:color="auto"/>
+          <w:insideV w:val="single" w:sz="4" w:space="0" w:color="auto"/>
+        </w:tblBorders>
+        <w:tblLayout w:type="fixed"/>
+        <w:tblCellMar>
+          <w:left w:w="99" w:type="dxa"/>
+          <w:right w:w="99" w:type="dxa"/>
+        </w:tblCellMar>
+        <w:tblLook w:val="0000" w:firstRow="0" w:lastRow="0" w:firstColumn="0" w:lastColumn="0" w:noHBand="0" w:noVBand="0"/>
+      </w:tblPr>
+      <w:tblGrid>
+        <w:gridCol w:w="1800"/>
+        <w:gridCol w:w="2977"/>
+        <w:gridCol w:w="992"/>
+        <w:gridCol w:w="1843"/>
+        <w:gridCol w:w="1034"/>
+        <w:gridCol w:w="1191"/>
+      </w:tblGrid>
+      <w:tr>
+        <w:trPr>
+          <w:cantSplit/>
+          <w:trHeight w:hRule="exact" w:val="907"/>
+        </w:trPr>
+        <w:tc>
+          <w:tcPr>
+            <w:tcW w:w="1800" w:type="dxa"/>
+            <w:tcBorders>
+              <w:left w:val="single" w:sz="12" w:space="0" w:color="auto"/>
+            </w:tcBorders>
+            <w:vAlign w:val="center"/>
+          </w:tcPr>
+          <w:p>
+            <w:pPr>
+              <w:spacing w:line="160" w:lineRule="exact"/>
+              <w:jc w:val="center"/>
+              <w:rPr>
+                <w:rFonts w:ascii="MS Mincho" w:hAnsi="MS Mincho" w:cs="Arial"/>
+                <w:color w:val="000000"/>
+                <w:sz w:val="15"/>
+              </w:rPr>
+            </w:pPr>
+            <w:r>
+              <w:rPr>
+                <w:rFonts w:ascii="MS Mincho" w:hAnsi="MS Mincho" w:cs="Arial"/>
+                <w:color w:val="000000"/>
+                <w:sz w:val="15"/>
+              </w:rPr>
+              <w:t>高等教育</w:t>
+            </w:r>
+          </w:p>
+          <w:p>
+            <w:pPr>
+              <w:spacing w:line="160" w:lineRule="exact"/>
+              <w:jc w:val="center"/>
+              <w:rPr>
+                <w:rFonts w:ascii="Arial" w:hAnsi="Arial" w:cs="Arial"/>
+                <w:color w:val="000000"/>
+                <w:sz w:val="12"/>
+              </w:rPr>
+            </w:pPr>
+            <w:r>
+              <w:rPr>
+                <w:rFonts w:ascii="Arial" w:hAnsi="Arial" w:cs="Arial"/>
+                <w:color w:val="000000"/>
+                <w:sz w:val="12"/>
+              </w:rPr>
+              <w:t>Higher Education</w:t>
+            </w:r>
+          </w:p>
+          <w:p>
+            <w:pPr>
+              <w:spacing w:line="160" w:lineRule="exact"/>
+              <w:jc w:val="center"/>
+              <w:rPr>
+                <w:rFonts w:ascii="Arial" w:hAnsi="Arial" w:cs="Arial"/>
+                <w:color w:val="000000"/>
+                <w:sz w:val="15"/>
+              </w:rPr>
+            </w:pPr>
+          </w:p>
+          <w:p>
+            <w:pPr>
+              <w:spacing w:line="160" w:lineRule="exact"/>
+              <w:jc w:val="center"/>
+              <w:rPr>
+                <w:rFonts w:ascii="MS Mincho" w:hAnsi="MS Mincho" w:cs="Arial"/>
+                <w:color w:val="000000"/>
+                <w:sz w:val="15"/>
+              </w:rPr>
+            </w:pPr>
+            <w:r>
+              <w:rPr>
+                <w:rFonts w:ascii="MS Mincho" w:hAnsi="MS Mincho" w:cs="Arial"/>
+                <w:color w:val="000000"/>
+                <w:sz w:val="15"/>
+              </w:rPr>
+              <w:t>大学</w:t>
+            </w:r>
+          </w:p>
+          <w:p>
+            <w:pPr>
+              <w:spacing w:line="160" w:lineRule="exact"/>
+              <w:jc w:val="center"/>
+              <w:rPr>
+                <w:rFonts w:ascii="Arial" w:hAnsi="Arial" w:cs="Arial"/>
+                <w:color w:val="000000"/>
+                <w:sz w:val="12"/>
+              </w:rPr>
+            </w:pPr>
+            <w:r>
+              <w:rPr>
+                <w:rFonts w:ascii="Arial" w:hAnsi="Arial" w:cs="Arial"/>
+                <w:color w:val="000000"/>
+                <w:sz w:val="12"/>
+              </w:rPr>
+              <w:t>Undergraduate Level</w:t>
+            </w:r>
+          </w:p>
+        </w:tc>
+        <w:tc>
+          <w:tcPr>
+            <w:tcW w:w="2977" w:type="dxa"/>
+            <w:vAlign w:val="center"/>
+          </w:tcPr>
+          <w:p>
+            <w:pPr>
+              <w:spacing w:line="160" w:lineRule="exact"/>
+              <w:rPr>
+                <w:rFonts w:ascii="MS Mincho" w:hAnsi="MS Mincho" w:cs="Arial"/>
+                <w:color w:val="000000"/>
+                <w:sz w:val="15"/>
+              </w:rPr>
+            </w:pPr>
+            <w:r>
+              <w:rPr>
+                <w:rFonts w:ascii="MS Mincho" w:hAnsi="MS Mincho" w:cs="Arial"/>
+                <w:color w:val="000000"/>
+                <w:sz w:val="15"/>
+              </w:rPr>
+              <w:t>学校名</w:t>
+            </w:r>
+          </w:p>
+          <w:p>
+            <w:pPr>
+              <w:spacing w:line="160" w:lineRule="exact"/>
+              <w:rPr>
+                <w:rFonts w:ascii="MS Mincho" w:hAnsi="MS Mincho" w:cs="Arial"/>
+                <w:color w:val="000000"/>
+                <w:sz w:val="15"/>
+              </w:rPr>
+            </w:pPr>
+            <w:r>
+              <w:rPr>
+                <w:rFonts w:ascii="Arial" w:hAnsi="Arial" w:cs="Arial"/>
+                <w:color w:val="000000"/>
+                <w:sz w:val="12"/>
+              </w:rPr>
+              <w:t xml:space="preserve">Name: </w:t>
+            </w:r>
+            <w:r>
+              <w:rPr>
+                <w:rFonts w:ascii="MS Mincho" w:hAnsi="MS Mincho" w:cs="Arial"/>
+                <w:color w:val="000000"/>
+                <w:sz w:val="15"/>
+              </w:rPr>
+              <w:t>Chula International School of    engineering</w:t>
+            </w:r>
+          </w:p>
+          <w:p>
+            <w:pPr>
+              <w:spacing w:line="160" w:lineRule="exact"/>
+              <w:rPr>
+                <w:rFonts w:ascii="MS Mincho" w:hAnsi="MS Mincho" w:cs="Arial"/>
+                <w:color w:val="000000"/>
+                <w:sz w:val="15"/>
+              </w:rPr>
+            </w:pPr>
+            <w:r>
+              <w:rPr>
+                <w:rFonts w:ascii="MS Mincho" w:hAnsi="MS Mincho" w:cs="Arial"/>
+                <w:color w:val="000000"/>
+                <w:sz w:val="15"/>
+              </w:rPr>
+              <w:t>所在地</w:t>
+            </w:r>
+            <w:r>
+              <w:rPr>
+                <w:rFonts w:ascii="MS Mincho" w:hAnsi="MS Mincho" w:cs="Arial"/>
+                <w:color w:val="000000"/>
+                <w:sz w:val="15"/>
+              </w:rPr>
+              <w:t xml:space="preserve"> Bangkok, Thailand</w:t>
+            </w:r>
+          </w:p>
+          <w:p>
+            <w:pPr>
+              <w:spacing w:line="160" w:lineRule="exact"/>
+              <w:rPr>
+                <w:rFonts w:ascii="Arial" w:hAnsi="Arial" w:cs="Arial"/>
+                <w:color w:val="000000"/>
+                <w:sz w:val="12"/>
+              </w:rPr>
+            </w:pPr>
+            <w:r>
+              <w:rPr>
+                <w:rFonts w:ascii="Arial" w:hAnsi="Arial" w:cs="Arial"/>
+                <w:color w:val="000000"/>
+                <w:sz w:val="12"/>
+              </w:rPr>
+              <w:t>Location</w:t>
+            </w:r>
+          </w:p>
+        </w:tc>
+        <w:tc>
+          <w:tcPr>
+            <w:tcW w:w="992" w:type="dxa"/>
+            <w:tcMar>
+              <w:top w:w="28" w:type="dxa"/>
+              <w:bottom w:w="28" w:type="dxa"/>
+            </w:tcMar>
+            <w:vAlign w:val="bottom"/>
+          </w:tcPr>
+          <w:p>
+            <w:pPr>
+              <w:spacing w:line="160" w:lineRule="exact"/>
+              <w:jc w:val="right"/>
+              <w:rPr>
+                <w:rFonts w:ascii="MS Mincho" w:hAnsi="MS Mincho" w:cs="Arial"/>
+                <w:color w:val="000000"/>
+                <w:sz w:val="15"/>
+              </w:rPr>
+            </w:pPr>
+            <w:r>
+              <w:rPr>
+                <w:rFonts w:ascii="MS Mincho" w:hAnsi="MS Mincho" w:cs="Arial"/>
+                <w:color w:val="000000"/>
+                <w:sz w:val="15"/>
+              </w:rPr>
+              <w:t>4 年</w:t>
+            </w:r>
+          </w:p>
+          <w:p>
+            <w:pPr>
+              <w:spacing w:line="160" w:lineRule="exact"/>
+              <w:jc w:val="right"/>
+              <w:rPr>
+                <w:rFonts w:ascii="Arial" w:hAnsi="Arial" w:cs="Arial"/>
+                <w:color w:val="000000"/>
+                <w:sz w:val="10"/>
+                <w:szCs w:val="10"/>
+              </w:rPr>
+            </w:pPr>
+            <w:r>
+              <w:rPr>
+                <w:rFonts w:ascii="Arial" w:hAnsi="Arial" w:cs="Arial" w:hint="eastAsia"/>
+                <w:color w:val="000000"/>
+                <w:sz w:val="10"/>
+                <w:szCs w:val="10"/>
+              </w:rPr>
+              <w:t>years</w:t>
+            </w:r>
+          </w:p>
+        </w:tc>
+        <w:tc>
+          <w:tcPr>
+            <w:tcW w:w="1843" w:type="dxa"/>
+            <w:tcBorders>
+              <w:right w:val="single" w:sz="4" w:space="0" w:color="auto"/>
+            </w:tcBorders>
+            <w:vAlign w:val="center"/>
+          </w:tcPr>
+          <w:p>
+            <w:pPr>
+              <w:spacing w:line="160" w:lineRule="exact"/>
+              <w:rPr>
+                <w:rFonts w:ascii="Arial" w:hAnsi="Arial" w:cs="Arial"/>
+                <w:color w:val="000000"/>
+                <w:sz w:val="15"/>
+              </w:rPr>
+            </w:pPr>
+            <w:r>
+              <w:rPr>
+                <w:rFonts w:ascii="MS Mincho" w:hAnsi="MS Mincho" w:cs="Arial"/>
+                <w:color w:val="000000"/>
+                <w:sz w:val="15"/>
+              </w:rPr>
+              <w:t>入学</w:t>
+            </w:r>
+            <w:r>
+              <w:rPr>
+                <w:rFonts w:ascii="Arial" w:cs="Arial"/>
+                <w:color w:val="000000"/>
+                <w:sz w:val="15"/>
+              </w:rPr>
+              <w:t xml:space="preserve">　　</w:t>
+            </w:r>
+            <w:r>
+              <w:rPr>
+                <w:rFonts w:ascii="Arial" w:hAnsi="Arial" w:cs="Arial"/>
+                <w:color w:val="000000"/>
+                <w:sz w:val="15"/>
+              </w:rPr>
+              <w:t xml:space="preserve"> </w:t>
+            </w:r>
+            <w:r>
+              <w:rPr>
+                <w:rFonts w:ascii="Arial" w:cs="Arial"/>
+                <w:color w:val="000000"/>
+                <w:sz w:val="15"/>
+              </w:rPr>
+              <w:t xml:space="preserve">2020 </w:t>
+            </w:r>
+            <w:r>
+              <w:rPr>
+                <w:rFonts w:ascii="Arial" w:cs="Arial"/>
+                <w:color w:val="000000"/>
+                <w:sz w:val="15"/>
+              </w:rPr>
+              <w:t>／</w:t>
+            </w:r>
+            <w:r>
+              <w:rPr>
+                <w:rFonts w:ascii="Arial" w:cs="Arial"/>
+                <w:color w:val="000000"/>
+                <w:sz w:val="15"/>
+              </w:rPr>
+              <w:t xml:space="preserve"> 06</w:t>
+            </w:r>
+          </w:p>
+          <w:p>
+            <w:pPr>
+              <w:spacing w:line="160" w:lineRule="exact"/>
+              <w:rPr>
+                <w:rFonts w:ascii="Arial" w:hAnsi="Arial" w:cs="Arial"/>
+                <w:color w:val="000000"/>
+                <w:sz w:val="10"/>
+                <w:szCs w:val="10"/>
+              </w:rPr>
+            </w:pPr>
+            <w:r>
+              <w:rPr>
+                <w:rFonts w:ascii="Arial" w:hAnsi="Arial" w:cs="Arial"/>
+                <w:color w:val="000000"/>
+                <w:sz w:val="10"/>
+                <w:szCs w:val="10"/>
+              </w:rPr>
+              <w:t xml:space="preserve">From   </w:t>
+            </w:r>
+            <w:r>
+              <w:rPr>
+                <w:rFonts w:ascii="Arial" w:hAnsi="Arial" w:cs="Arial" w:hint="eastAsia"/>
+                <w:color w:val="000000"/>
+                <w:sz w:val="10"/>
+                <w:szCs w:val="10"/>
+              </w:rPr>
+              <w:t xml:space="preserve">       Y</w:t>
+            </w:r>
+            <w:r>
+              <w:rPr>
+                <w:rFonts w:ascii="Arial" w:hAnsi="Arial" w:cs="Arial"/>
+                <w:color w:val="000000"/>
+                <w:sz w:val="10"/>
+                <w:szCs w:val="10"/>
+              </w:rPr>
+              <w:t xml:space="preserve">ear     </w:t>
+            </w:r>
+            <w:r>
+              <w:rPr>
+                <w:rFonts w:ascii="Arial" w:hAnsi="Arial" w:cs="Arial" w:hint="eastAsia"/>
+                <w:color w:val="000000"/>
+                <w:sz w:val="10"/>
+                <w:szCs w:val="10"/>
+              </w:rPr>
+              <w:t>M</w:t>
+            </w:r>
+            <w:r>
+              <w:rPr>
+                <w:rFonts w:ascii="Arial" w:hAnsi="Arial" w:cs="Arial"/>
+                <w:color w:val="000000"/>
+                <w:sz w:val="10"/>
+                <w:szCs w:val="10"/>
+              </w:rPr>
+              <w:t>onth</w:t>
+            </w:r>
+          </w:p>
+          <w:p>
+            <w:pPr>
+              <w:spacing w:line="160" w:lineRule="exact"/>
+              <w:rPr>
+                <w:rFonts w:ascii="Arial" w:hAnsi="Arial" w:cs="Arial"/>
+                <w:color w:val="000000"/>
+                <w:sz w:val="15"/>
+              </w:rPr>
+            </w:pPr>
+          </w:p>
+          <w:p>
+            <w:pPr>
+              <w:spacing w:line="160" w:lineRule="exact"/>
+              <w:rPr>
+                <w:rFonts w:ascii="Arial" w:hAnsi="Arial" w:cs="Arial"/>
+                <w:color w:val="000000"/>
+                <w:sz w:val="15"/>
+              </w:rPr>
+            </w:pPr>
+            <w:r>
+              <w:rPr>
+                <w:rFonts w:ascii="MS Mincho" w:hAnsi="MS Mincho" w:cs="Arial"/>
+                <w:color w:val="000000"/>
+                <w:sz w:val="15"/>
+              </w:rPr>
+              <w:t>卒業</w:t>
+            </w:r>
+            <w:r>
+              <w:rPr>
+                <w:rFonts w:ascii="Arial" w:cs="Arial"/>
+                <w:color w:val="000000"/>
+                <w:sz w:val="15"/>
+              </w:rPr>
+              <w:t xml:space="preserve">　</w:t>
+            </w:r>
+            <w:r>
+              <w:rPr>
+                <w:rFonts w:ascii="Arial" w:hAnsi="Arial" w:cs="Arial"/>
+                <w:color w:val="000000"/>
+                <w:sz w:val="15"/>
+              </w:rPr>
+              <w:t xml:space="preserve"> </w:t>
+            </w:r>
+            <w:r>
+              <w:rPr>
+                <w:rFonts w:ascii="Arial" w:cs="Arial"/>
+                <w:color w:val="000000"/>
+                <w:sz w:val="15"/>
+              </w:rPr>
+              <w:t xml:space="preserve">　</w:t>
+            </w:r>
+            <w:r>
+              <w:rPr>
+                <w:rFonts w:ascii="Arial" w:cs="Arial"/>
+                <w:color w:val="000000"/>
+                <w:sz w:val="15"/>
+              </w:rPr>
+              <w:t xml:space="preserve">2021 </w:t>
+            </w:r>
+            <w:r>
+              <w:rPr>
+                <w:rFonts w:ascii="Arial" w:cs="Arial"/>
+                <w:color w:val="000000"/>
+                <w:sz w:val="15"/>
+              </w:rPr>
+              <w:t>／</w:t>
+            </w:r>
+            <w:r>
+              <w:rPr>
+                <w:rFonts w:ascii="Arial" w:cs="Arial"/>
+                <w:color w:val="000000"/>
+                <w:sz w:val="15"/>
+              </w:rPr>
+              <w:t xml:space="preserve"> 04</w:t>
+            </w:r>
+          </w:p>
+          <w:p>
+            <w:pPr>
+              <w:spacing w:line="160" w:lineRule="exact"/>
+              <w:rPr>
+                <w:rFonts w:ascii="Arial" w:hAnsi="Arial" w:cs="Arial"/>
+                <w:color w:val="000000"/>
+                <w:sz w:val="10"/>
+                <w:szCs w:val="10"/>
+              </w:rPr>
+            </w:pPr>
+            <w:r>
+              <w:rPr>
+                <w:rFonts w:ascii="Arial" w:hAnsi="Arial" w:cs="Arial"/>
+                <w:color w:val="000000"/>
+                <w:sz w:val="10"/>
+                <w:szCs w:val="10"/>
+              </w:rPr>
+              <w:t xml:space="preserve">To    </w:t>
+            </w:r>
+            <w:r>
+              <w:rPr>
+                <w:rFonts w:ascii="Arial" w:hAnsi="Arial" w:cs="Arial" w:hint="eastAsia"/>
+                <w:color w:val="000000"/>
+                <w:sz w:val="10"/>
+                <w:szCs w:val="10"/>
+              </w:rPr>
+              <w:t xml:space="preserve">    </w:t>
+            </w:r>
+            <w:r>
+              <w:rPr>
+                <w:rFonts w:ascii="Arial" w:hAnsi="Arial" w:cs="Arial"/>
+                <w:color w:val="000000"/>
+                <w:sz w:val="10"/>
+                <w:szCs w:val="10"/>
+              </w:rPr>
+              <w:t xml:space="preserve"> </w:t>
+            </w:r>
+            <w:r>
+              <w:rPr>
+                <w:rFonts w:ascii="Arial" w:hAnsi="Arial" w:cs="Arial" w:hint="eastAsia"/>
+                <w:color w:val="000000"/>
+                <w:sz w:val="10"/>
+                <w:szCs w:val="10"/>
+              </w:rPr>
+              <w:t xml:space="preserve">    Y</w:t>
+            </w:r>
+            <w:r>
+              <w:rPr>
+                <w:rFonts w:ascii="Arial" w:hAnsi="Arial" w:cs="Arial"/>
+                <w:color w:val="000000"/>
+                <w:sz w:val="10"/>
+                <w:szCs w:val="10"/>
+              </w:rPr>
+              <w:t>ear</w:t>
+            </w:r>
+            <w:r>
+              <w:rPr>
+                <w:rFonts w:ascii="Arial" w:cs="Arial"/>
+                <w:color w:val="000000"/>
+                <w:sz w:val="10"/>
+                <w:szCs w:val="10"/>
+              </w:rPr>
+              <w:t xml:space="preserve">　</w:t>
+            </w:r>
+            <w:r>
+              <w:rPr>
+                <w:rFonts w:ascii="Arial" w:hAnsi="Arial" w:cs="Arial"/>
+                <w:color w:val="000000"/>
+                <w:sz w:val="10"/>
+                <w:szCs w:val="10"/>
+              </w:rPr>
+              <w:t xml:space="preserve">   </w:t>
+            </w:r>
+            <w:r>
+              <w:rPr>
+                <w:rFonts w:ascii="Arial" w:hAnsi="Arial" w:cs="Arial" w:hint="eastAsia"/>
+                <w:color w:val="000000"/>
+                <w:sz w:val="10"/>
+                <w:szCs w:val="10"/>
+              </w:rPr>
+              <w:t>M</w:t>
+            </w:r>
+            <w:r>
+              <w:rPr>
+                <w:rFonts w:ascii="Arial" w:hAnsi="Arial" w:cs="Arial"/>
+                <w:color w:val="000000"/>
+                <w:sz w:val="10"/>
+                <w:szCs w:val="10"/>
+              </w:rPr>
+              <w:t>onth</w:t>
+            </w:r>
+          </w:p>
+        </w:tc>
+        <w:tc>
+          <w:tcPr>
+            <w:tcW w:w="1034" w:type="dxa"/>
+            <w:tcBorders>
+              <w:right w:val="single" w:sz="4" w:space="0" w:color="auto"/>
+            </w:tcBorders>
+            <w:vAlign w:val="center"/>
+          </w:tcPr>
+          <w:p>
+            <w:pPr>
+              <w:adjustRightInd w:val="0"/>
+              <w:snapToGrid w:val="0"/>
+              <w:spacing w:line="160" w:lineRule="exact"/>
+              <w:jc w:val="right"/>
+              <w:rPr>
+                <w:rFonts w:ascii="Arial" w:hAnsi="Arial" w:cs="Arial"/>
+                <w:color w:val="000000"/>
+                <w:sz w:val="15"/>
+              </w:rPr>
+            </w:pPr>
+            <w:r>
+              <w:rPr>
+                <w:rFonts w:ascii="Arial" w:hAnsi="Arial" w:cs="Arial" w:hint="eastAsia"/>
+                <w:color w:val="000000"/>
+                <w:sz w:val="15"/>
+              </w:rPr>
+              <w:t xml:space="preserve">       </w:t>
+            </w:r>
+            <w:r>
+              <w:rPr>
+                <w:rFonts w:ascii="Arial" w:hAnsi="Arial" w:cs="Arial"/>
+                <w:color w:val="000000"/>
+                <w:sz w:val="15"/>
+              </w:rPr>
+              <w:t>0</w:t>
+            </w:r>
+            <w:r>
+              <w:rPr>
+                <w:rFonts w:ascii="Arial" w:hAnsi="Arial" w:cs="Arial" w:hint="eastAsia"/>
+                <w:color w:val="000000"/>
+                <w:sz w:val="15"/>
+              </w:rPr>
+              <w:t>年</w:t>
+            </w:r>
+          </w:p>
+          <w:p>
+            <w:pPr>
+              <w:adjustRightInd w:val="0"/>
+              <w:snapToGrid w:val="0"/>
+              <w:spacing w:line="160" w:lineRule="exact"/>
+              <w:jc w:val="right"/>
+              <w:rPr>
+                <w:rFonts w:ascii="Arial" w:hAnsi="Arial" w:cs="Arial"/>
+                <w:color w:val="000000"/>
+                <w:sz w:val="10"/>
+                <w:szCs w:val="10"/>
+              </w:rPr>
+            </w:pPr>
+            <w:r>
+              <w:rPr>
+                <w:rFonts w:ascii="Arial" w:hAnsi="Arial" w:cs="Arial" w:hint="eastAsia"/>
+                <w:color w:val="000000"/>
+                <w:sz w:val="10"/>
+                <w:szCs w:val="10"/>
+              </w:rPr>
+              <w:t>years           and</w:t>
+            </w:r>
+          </w:p>
+          <w:p>
+            <w:pPr>
+              <w:adjustRightInd w:val="0"/>
+              <w:snapToGrid w:val="0"/>
+              <w:spacing w:line="160" w:lineRule="exact"/>
+              <w:jc w:val="right"/>
+              <w:rPr>
+                <w:rFonts w:ascii="Arial" w:hAnsi="Arial" w:cs="Arial"/>
+                <w:color w:val="000000"/>
+                <w:sz w:val="12"/>
+              </w:rPr>
+            </w:pPr>
+            <w:r>
+              <w:rPr>
+                <w:rFonts w:ascii="Arial" w:hAnsi="Arial" w:cs="Arial" w:hint="eastAsia"/>
+                <w:color w:val="000000"/>
+                <w:sz w:val="12"/>
+              </w:rPr>
+              <w:t xml:space="preserve">         </w:t>
+            </w:r>
+            <w:r>
+              <w:rPr>
+                <w:rFonts w:ascii="Arial" w:hAnsi="Arial" w:cs="Arial"/>
+                <w:color w:val="000000"/>
+                <w:sz w:val="12"/>
+              </w:rPr>
+              <w:t>10</w:t>
+            </w:r>
+            <w:r>
+              <w:rPr>
+                <w:rFonts w:ascii="Arial" w:hAnsi="Arial" w:cs="Arial" w:hint="eastAsia"/>
+                <w:color w:val="000000"/>
+                <w:sz w:val="12"/>
+              </w:rPr>
+              <w:t>月</w:t>
+            </w:r>
+          </w:p>
+          <w:p>
+            <w:pPr>
+              <w:adjustRightInd w:val="0"/>
+              <w:snapToGrid w:val="0"/>
+              <w:spacing w:line="160" w:lineRule="exact"/>
+              <w:jc w:val="right"/>
+              <w:rPr>
+                <w:rFonts w:ascii="Arial" w:hAnsi="Arial" w:cs="Arial"/>
+                <w:color w:val="000000"/>
+                <w:sz w:val="10"/>
+                <w:szCs w:val="10"/>
+              </w:rPr>
+            </w:pPr>
+            <w:r>
+              <w:rPr>
+                <w:rFonts w:ascii="Arial" w:hAnsi="Arial" w:cs="Arial" w:hint="eastAsia"/>
+                <w:color w:val="000000"/>
+                <w:sz w:val="12"/>
+              </w:rPr>
+              <w:t xml:space="preserve">　　　</w:t>
+            </w:r>
+            <w:r>
+              <w:rPr>
+                <w:rFonts w:ascii="Arial" w:hAnsi="Arial" w:cs="Arial" w:hint="eastAsia"/>
+                <w:color w:val="000000"/>
+                <w:sz w:val="10"/>
+                <w:szCs w:val="10"/>
+              </w:rPr>
+              <w:t>months</w:t>
+            </w:r>
+          </w:p>
+        </w:tc>
+        <w:tc>
+          <w:tcPr>
+            <w:tcW w:w="1191" w:type="dxa"/>
+            <w:tcBorders>
+              <w:left w:val="single" w:sz="4" w:space="0" w:color="auto"/>
+              <w:right w:val="single" w:sz="12" w:space="0" w:color="auto"/>
+            </w:tcBorders>
+            <w:vAlign w:val="center"/>
+          </w:tcPr>
+          <w:p>
+            <w:pPr>
+              <w:spacing w:line="160" w:lineRule="exact"/>
+              <w:rPr>
+                <w:rFonts w:ascii="Arial" w:hAnsi="Arial" w:cs="Arial"/>
+                <w:color w:val="000000"/>
+                <w:sz w:val="15"/>
+              </w:rPr>
+            </w:pPr>
+          </w:p>
+        </w:tc>
+      </w:tr>
+    </w:tbl>
+    <w:p>
+      <w:pPr>
+        <w:rPr>
+          <w:rFonts w:ascii="Arial" w:hAnsi="Arial" w:cs="Arial"/>
+          <w:color w:val="000000"/>
+        </w:rPr>
+      </w:pPr>
+    </w:p>
+    <w:p>
+      <w:pPr>
+        <w:rPr>
+          <w:rFonts w:ascii="Arial" w:hAnsi="Arial" w:cs="Arial"/>
+          <w:color w:val="000000"/>
+        </w:rPr>
+      </w:pPr>
+    </w:p>
+    <w:p>
+      <w:pPr>
+        <w:rPr>
+          <w:rFonts w:ascii="Arial" w:hAnsi="Arial" w:cs="Arial"/>
+          <w:color w:val="000000"/>
+        </w:rPr>
+      </w:pPr>
+      <w:r>
+        <w:rPr>
+          <w:rFonts w:ascii="Arial" w:hAnsi="Arial" w:cs="Arial"/>
+          <w:color w:val="000000"/>
+        </w:rPr>
+        <w:t>Remark: I studied automotive design and manufacturing engineering at Chula ISE, but after realized that I want to pursue my study on computer engineering I move to Mahidol University International College</w:t>
+      </w:r>
     </w:p>
     <w:sectPr>
       <w:footerReference w:type="default" r:id="rId7"/>

--- a/JAIST/MEXT/Form5_MEXT_Curriculum_Vitae.docx
+++ b/JAIST/MEXT/Form5_MEXT_Curriculum_Vitae.docx
@@ -1163,6 +1163,7 @@
                 <w:sz w:val="12"/>
               </w:rPr>
             </w:pPr>
+            <w:proofErr w:type="spellStart"/>
             <w:r>
               <w:rPr>
                 <w:rFonts w:ascii="Arial" w:hAnsi="Arial" w:cs="Arial"/>
@@ -1171,6 +1172,7 @@
               </w:rPr>
               <w:t>Panawattanakul</w:t>
             </w:r>
+            <w:proofErr w:type="spellEnd"/>
           </w:p>
         </w:tc>
         <w:tc>
@@ -1895,7 +1897,25 @@
                 <w:color w:val="000000"/>
                 <w:sz w:val="15"/>
               </w:rPr>
-              <w:t xml:space="preserve"> Plearnpattana school</w:t>
+              <w:t xml:space="preserve"> </w:t>
+            </w:r>
+            <w:proofErr w:type="spellStart"/>
+            <w:r>
+              <w:rPr>
+                <w:rFonts w:ascii="MS Mincho" w:hAnsi="MS Mincho" w:cs="Arial"/>
+                <w:color w:val="000000"/>
+                <w:sz w:val="15"/>
+              </w:rPr>
+              <w:t>Plearnpattana</w:t>
+            </w:r>
+            <w:proofErr w:type="spellEnd"/>
+            <w:r>
+              <w:rPr>
+                <w:rFonts w:ascii="MS Mincho" w:hAnsi="MS Mincho" w:cs="Arial"/>
+                <w:color w:val="000000"/>
+                <w:sz w:val="15"/>
+              </w:rPr>
+              <w:t xml:space="preserve"> school</w:t>
             </w:r>
           </w:p>
           <w:p>
@@ -2795,7 +2815,25 @@
                 <w:color w:val="000000"/>
                 <w:sz w:val="15"/>
               </w:rPr>
-              <w:t xml:space="preserve"> Plearnpattana school</w:t>
+              <w:t xml:space="preserve"> </w:t>
+            </w:r>
+            <w:proofErr w:type="spellStart"/>
+            <w:r>
+              <w:rPr>
+                <w:rFonts w:ascii="MS Mincho" w:hAnsi="MS Mincho" w:cs="Arial"/>
+                <w:color w:val="000000"/>
+                <w:sz w:val="15"/>
+              </w:rPr>
+              <w:t>Plearnpattana</w:t>
+            </w:r>
+            <w:proofErr w:type="spellEnd"/>
+            <w:r>
+              <w:rPr>
+                <w:rFonts w:ascii="MS Mincho" w:hAnsi="MS Mincho" w:cs="Arial"/>
+                <w:color w:val="000000"/>
+                <w:sz w:val="15"/>
+              </w:rPr>
+              <w:t xml:space="preserve"> school</w:t>
             </w:r>
           </w:p>
           <w:p>
@@ -3499,7 +3537,25 @@
                 <w:color w:val="000000"/>
                 <w:sz w:val="15"/>
               </w:rPr>
-              <w:t xml:space="preserve"> Plearnpattana school</w:t>
+              <w:t xml:space="preserve"> </w:t>
+            </w:r>
+            <w:proofErr w:type="spellStart"/>
+            <w:r>
+              <w:rPr>
+                <w:rFonts w:ascii="MS Mincho" w:hAnsi="MS Mincho" w:cs="Arial"/>
+                <w:color w:val="000000"/>
+                <w:sz w:val="15"/>
+              </w:rPr>
+              <w:t>Plearnpattana</w:t>
+            </w:r>
+            <w:proofErr w:type="spellEnd"/>
+            <w:r>
+              <w:rPr>
+                <w:rFonts w:ascii="MS Mincho" w:hAnsi="MS Mincho" w:cs="Arial"/>
+                <w:color w:val="000000"/>
+                <w:sz w:val="15"/>
+              </w:rPr>
+              <w:t xml:space="preserve"> school</w:t>
             </w:r>
             <w:r>
               <w:rPr>
@@ -4318,7 +4374,25 @@
                 <w:color w:val="000000"/>
                 <w:sz w:val="15"/>
               </w:rPr>
-              <w:t xml:space="preserve"> Nakornpathom, Thailand</w:t>
+              <w:t xml:space="preserve"> </w:t>
+            </w:r>
+            <w:proofErr w:type="spellStart"/>
+            <w:r>
+              <w:rPr>
+                <w:rFonts w:ascii="MS Mincho" w:hAnsi="MS Mincho" w:cs="Arial"/>
+                <w:color w:val="000000"/>
+                <w:sz w:val="15"/>
+              </w:rPr>
+              <w:t>Nakornpathom</w:t>
+            </w:r>
+            <w:proofErr w:type="spellEnd"/>
+            <w:r>
+              <w:rPr>
+                <w:rFonts w:ascii="MS Mincho" w:hAnsi="MS Mincho" w:cs="Arial"/>
+                <w:color w:val="000000"/>
+                <w:sz w:val="15"/>
+              </w:rPr>
+              <w:t>, Thailand</w:t>
             </w:r>
           </w:p>
           <w:p>
@@ -6732,14 +6806,6 @@
               </w:rPr>
               <w:t xml:space="preserve">    </w:t>
             </w:r>
-            <w:r>
-              <w:rPr>
-                <w:rFonts w:ascii="MS Mincho" w:hAnsi="MS Mincho" w:cs="Arial"/>
-                <w:color w:val="000000"/>
-                <w:sz w:val="15"/>
-              </w:rPr>
-              <w:t>Patanawattanakul Santana</w:t>
-            </w:r>
           </w:p>
         </w:tc>
         <w:tc>
@@ -6818,14 +6884,6 @@
                 <w:sz w:val="12"/>
               </w:rPr>
               <w:t xml:space="preserve">    </w:t>
-            </w:r>
-            <w:r>
-              <w:rPr>
-                <w:rFonts w:ascii="MS Mincho" w:hAnsi="MS Mincho" w:cs="Arial"/>
-                <w:color w:val="000000"/>
-                <w:sz w:val="15"/>
-              </w:rPr>
-              <w:t>Mother</w:t>
             </w:r>
           </w:p>
         </w:tc>
@@ -6871,7 +6929,7 @@
                 <w:color w:val="000000"/>
                 <w:sz w:val="15"/>
               </w:rPr>
-              <w:t xml:space="preserve">   1/58 Kanjanapisek road, Thawi watthana, Bangkok, Thailand 10170</w:t>
+              <w:t xml:space="preserve">   </w:t>
             </w:r>
           </w:p>
           <w:p>
@@ -6984,7 +7042,7 @@
                 <w:sz w:val="12"/>
                 <w:szCs w:val="12"/>
               </w:rPr>
-              <w:t xml:space="preserve"> +669885459554</w:t>
+              <w:t xml:space="preserve"> </w:t>
             </w:r>
           </w:p>
         </w:tc>
@@ -7053,7 +7111,7 @@
                 <w:sz w:val="12"/>
                 <w:szCs w:val="12"/>
               </w:rPr>
-              <w:t xml:space="preserve"> panawattanakul.santana@gmail.com</w:t>
+              <w:t xml:space="preserve"> </w:t>
             </w:r>
           </w:p>
         </w:tc>
@@ -7271,14 +7329,88 @@
               </w:rPr>
               <w:t xml:space="preserve">Name: </w:t>
             </w:r>
+            <w:proofErr w:type="spellStart"/>
             <w:r>
               <w:rPr>
                 <w:rFonts w:ascii="MS Mincho" w:hAnsi="MS Mincho"/>
                 <w:color w:val="000000"/>
                 <w:sz w:val="12"/>
               </w:rPr>
-              <w:t>Tatabányai SZC Kossuth Lajos Gazdasági és Humán Technikum</w:t>
-            </w:r>
+              <w:t>Tatabányai</w:t>
+            </w:r>
+            <w:proofErr w:type="spellEnd"/>
+            <w:r>
+              <w:rPr>
+                <w:rFonts w:ascii="MS Mincho" w:hAnsi="MS Mincho"/>
+                <w:color w:val="000000"/>
+                <w:sz w:val="12"/>
+              </w:rPr>
+              <w:t xml:space="preserve"> SZC Kossuth Lajos </w:t>
+            </w:r>
+            <w:proofErr w:type="spellStart"/>
+            <w:r>
+              <w:rPr>
+                <w:rFonts w:ascii="MS Mincho" w:hAnsi="MS Mincho"/>
+                <w:color w:val="000000"/>
+                <w:sz w:val="12"/>
+              </w:rPr>
+              <w:t>Gazdasági</w:t>
+            </w:r>
+            <w:proofErr w:type="spellEnd"/>
+            <w:r>
+              <w:rPr>
+                <w:rFonts w:ascii="MS Mincho" w:hAnsi="MS Mincho"/>
+                <w:color w:val="000000"/>
+                <w:sz w:val="12"/>
+              </w:rPr>
+              <w:t xml:space="preserve"> </w:t>
+            </w:r>
+            <w:proofErr w:type="spellStart"/>
+            <w:r>
+              <w:rPr>
+                <w:rFonts w:ascii="MS Mincho" w:hAnsi="MS Mincho"/>
+                <w:color w:val="000000"/>
+                <w:sz w:val="12"/>
+              </w:rPr>
+              <w:t>és</w:t>
+            </w:r>
+            <w:proofErr w:type="spellEnd"/>
+            <w:r>
+              <w:rPr>
+                <w:rFonts w:ascii="MS Mincho" w:hAnsi="MS Mincho"/>
+                <w:color w:val="000000"/>
+                <w:sz w:val="12"/>
+              </w:rPr>
+              <w:t xml:space="preserve"> </w:t>
+            </w:r>
+            <w:proofErr w:type="spellStart"/>
+            <w:r>
+              <w:rPr>
+                <w:rFonts w:ascii="MS Mincho" w:hAnsi="MS Mincho"/>
+                <w:color w:val="000000"/>
+                <w:sz w:val="12"/>
+              </w:rPr>
+              <w:t>Humán</w:t>
+            </w:r>
+            <w:proofErr w:type="spellEnd"/>
+            <w:r>
+              <w:rPr>
+                <w:rFonts w:ascii="MS Mincho" w:hAnsi="MS Mincho"/>
+                <w:color w:val="000000"/>
+                <w:sz w:val="12"/>
+              </w:rPr>
+              <w:t xml:space="preserve"> </w:t>
+            </w:r>
+            <w:proofErr w:type="spellStart"/>
+            <w:r>
+              <w:rPr>
+                <w:rFonts w:ascii="MS Mincho" w:hAnsi="MS Mincho"/>
+                <w:color w:val="000000"/>
+                <w:sz w:val="12"/>
+              </w:rPr>
+              <w:t>Technikum</w:t>
+            </w:r>
+            <w:proofErr w:type="spellEnd"/>
           </w:p>
           <w:p>
             <w:pPr>
